--- a/backend/templates/Annexure-D (Individual Affidavit)_LH10_Template.docx
+++ b/backend/templates/Annexure-D (Individual Affidavit)_LH10_Template.docx
@@ -1,6 +1,3959 @@
 
-<file path=word/document.xml><?xml version="1.0" encoding="UTF-8" standalone="yes"?>
-<w:document xmlns:wpc="http://schemas.microsoft.com/office/word/2010/wordprocessingCanvas" xmlns:cx="http://schemas.microsoft.com/office/drawing/2014/chartex" xmlns:mc="http://schemas.openxmlformats.org/markup-compatibility/2006" xmlns:o="urn:schemas-microsoft-com:office:office" xmlns:r="http://schemas.openxmlformats.org/officeDocument/2006/relationships" xmlns:m="http://schemas.openxmlformats.org/officeDocument/2006/math" xmlns:v="urn:schemas-microsoft-com:vml" xmlns:wp14="http://schemas.microsoft.com/office/word/2010/wordprocessingDrawing" xmlns:wp="http://schemas.openxmlformats.org/drawingml/2006/wordprocessingDrawing" xmlns:w10="urn:schemas-microsoft-com:office:word" xmlns:w="http://schemas.openxmlformats.org/wordprocessingml/2006/main" xmlns:w14="http://schemas.microsoft.com/office/word/2010/wordml" xmlns:w15="http://schemas.microsoft.com/office/word/2012/wordml" xmlns:w16se="http://schemas.microsoft.com/office/word/2015/wordml/symex" xmlns:wpg="http://schemas.microsoft.com/office/word/2010/wordprocessingGroup" xmlns:wpi="http://schemas.microsoft.com/office/word/2010/wordprocessingInk" xmlns:wne="http://schemas.microsoft.com/office/word/2006/wordml" xmlns:wps="http://schemas.microsoft.com/office/word/2010/wordprocessingShape" mc:Ignorable="w14 w15 w16se wp14"><w:body></w:tc><w:tc><w:tcPr><w:tcW w:w="993" w:type="dxa"/></w:tcPr></w:tc><w:tc><w:tcPr><w:tcW w:w="993" w:type="dxa"/></w:tcPr></w:tc><w:tc><w:tcPr><w:tcW w:w="993" w:type="dxa"/></w:tcPr></w:tc><w:tc><w:tcPr><w:tcW w:w="993" w:type="dxa"/></w:tcPr></w:tc><w:tc><w:tcPr><w:tcW w:w="993" w:type="dxa"/></w:tcPr><w:p><w:pPr><w:ind w:left="8"/><w:rPr><w:rFonts w:ascii="Arial" w:hAnsi="Arial" w:cs="Arial"/><w:b/><w:shd w:val="clear" w:color="auto" w:fill="FFFFFF"/></w:rPr></w:pPr><w:r><w:rPr><w:rFonts w:ascii="Arial" w:hAnsi="Arial" w:cs="Arial"/><w:b/><w:shd w:val="clear" w:color="auto" w:fill="FFFFFF"/></w:rPr><w:t>[Age LH10</w:t></w:r><w:r><w:rPr><w:rFonts w:ascii="Arial" w:hAnsi="Arial" w:cs="Arial"/><w:b/><w:shd w:val="clear" w:color="auto" w:fill="FFFFFF"/></w:rPr><w:t>]</w:t></w:r></w:p></w:tc><w:tc><w:tcPr><w:tcW w:w="1719" w:type="dxa"/></w:tcPr><w:p><w:pPr><w:ind w:left="8"/><w:rPr><w:rFonts w:ascii="Arial" w:hAnsi="Arial" w:cs="Arial"/><w:b/><w:shd w:val="clear" w:color="auto" w:fill="FFFFFF"/></w:rPr></w:pPr><w:r><w:rPr><w:rFonts w:ascii="Arial" w:hAnsi="Arial" w:cs="Arial"/><w:b/><w:shd w:val="clear" w:color="auto" w:fill="FFFFFF"/></w:rPr><w:t>[Relation LH10</w:t></w:r><w:r><w:rPr><w:rFonts w:ascii="Arial" w:hAnsi="Arial" w:cs="Arial"/><w:b/><w:shd w:val="clear" w:color="auto" w:fill="FFFFFF"/></w:rPr><w:t>]</w:t></w:r></w:p></w:tc></w:tr></w:tbl><w:p><w:pPr><w:spacing w:after="0"/><w:ind w:right="203"/><w:jc w:val="both"/><w:rPr><w:rFonts w:ascii="Arial" w:eastAsia="Times New Roman" w:hAnsi="Arial" w:cs="Arial"/><w:sz w:val="24"/><w:szCs w:val="24"/></w:rPr></w:pPr></w:p><w:p><w:pPr><w:spacing w:after="0"/><w:ind w:right="203"/><w:jc w:val="both"/><w:rPr><w:rFonts w:ascii="Arial" w:eastAsia="Times New Roman" w:hAnsi="Arial" w:cs="Arial"/><w:sz w:val="24"/><w:szCs w:val="24"/></w:rPr></w:pPr></w:p><w:p><w:pPr><w:spacing w:after="0"/><w:ind w:right="203"/><w:rPr><w:rFonts w:ascii="Arial" w:eastAsia="Times New Roman" w:hAnsi="Arial" w:cs="Arial"/></w:rPr></w:pPr></w:p><w:p><w:pPr><w:spacing w:after="0"/><w:ind w:right="203"/><w:rPr><w:rFonts w:ascii="Arial" w:eastAsia="Times New Roman" w:hAnsi="Arial" w:cs="Arial"/></w:rPr></w:pPr></w:p><w:p><w:pPr><w:spacing w:after="32"/><w:jc w:val="both"/><w:rPr><w:rFonts w:ascii="Arial" w:hAnsi="Arial" w:cs="Arial"/></w:rPr></w:pPr></w:p><w:p><w:pPr><w:tabs><w:tab w:val="center" w:pos="2278"/><w:tab w:val="center" w:pos="4571"/><w:tab w:val="center" w:pos="7973"/></w:tabs><w:spacing w:after="0" w:line="240" w:lineRule="auto"/><w:rPr><w:rFonts w:ascii="Arial" w:eastAsia="Freestyle Script" w:hAnsi="Arial" w:cs="Arial"/><w:color w:val="D9D9D9"/></w:rPr></w:pPr><w:r><w:rPr><w:rFonts w:ascii="Arial" w:hAnsi="Arial" w:cs="Arial"/><w:sz w:val="24"/><w:szCs w:val="24"/></w:rPr><w:tab/></w:r><w:r><w:rPr><w:rFonts w:ascii="Arial" w:eastAsia="Times New Roman" w:hAnsi="Arial" w:cs="Arial"/><w:b/><w:sz w:val="24"/><w:szCs w:val="24"/></w:rPr><w:tab/></w:r><w:r><w:rPr><w:rFonts w:ascii="Arial" w:eastAsia="Times New Roman" w:hAnsi="Arial" w:cs="Arial"/><w:b/></w:rPr><w:t xml:space="preserve">        </w:t></w:r><w:r><w:rPr><w:rFonts w:ascii="Arial" w:eastAsia="Times New Roman" w:hAnsi="Arial" w:cs="Arial"/><w:b/></w:rPr><w:t xml:space="preserve">    </w:t></w:r><w:r><w:rPr><w:rFonts w:ascii="Arial" w:eastAsia="Times New Roman" w:hAnsi="Arial" w:cs="Arial"/><w:b/></w:rPr><w:t xml:space="preserve">    </w:t></w:r><w:r><w:rPr><w:rFonts w:ascii="Arial" w:eastAsia="Times New Roman" w:hAnsi="Arial" w:cs="Arial"/><w:b/></w:rPr><w:t xml:space="preserve"> </w:t></w:r><w:r><w:rPr><w:rFonts w:ascii="Arial" w:eastAsia="Times New Roman" w:hAnsi="Arial" w:cs="Arial"/><w:b/></w:rPr><w:tab/></w:r><w:r><w:rPr><w:rFonts w:ascii="Arial" w:eastAsia="Times New Roman" w:hAnsi="Arial" w:cs="Arial"/><w:b/></w:rPr><w:t xml:space="preserve">   </w:t></w:r></w:p><w:p><w:pPr><w:tabs><w:tab w:val="center" w:pos="2278"/><w:tab w:val="center" w:pos="4571"/><w:tab w:val="center" w:pos="7973"/></w:tabs><w:spacing w:after="0" w:line="240" w:lineRule="auto"/><w:rPr><w:rFonts w:ascii="Arial" w:eastAsia="Times New Roman" w:hAnsi="Arial" w:cs="Arial"/></w:rPr></w:pPr><w:r><w:rPr><w:rFonts w:ascii="Arial" w:eastAsia="Times New Roman" w:hAnsi="Arial" w:cs="Arial"/></w:rPr><w:tab/></w:r><w:r><w:rPr><w:rFonts w:ascii="Arial" w:eastAsia="Times New Roman" w:hAnsi="Arial" w:cs="Arial"/></w:rPr><w:tab/></w:r><w:r><w:rPr><w:rFonts w:ascii="Arial" w:eastAsia="Times New Roman" w:hAnsi="Arial" w:cs="Arial"/></w:rPr><w:tab/></w:r><w:r><w:rPr><w:rFonts w:ascii="Arial" w:eastAsia="Times New Roman" w:hAnsi="Arial" w:cs="Arial"/></w:rPr><w:t>Signature of the Deponent:</w:t></w:r><w:r><w:rPr><w:rFonts w:ascii="Arial" w:eastAsia="Times New Roman" w:hAnsi="Arial" w:cs="Arial"/></w:rPr><w:t xml:space="preserve">        </w:t></w:r></w:p><w:p><w:pPr><w:tabs><w:tab w:val="center" w:pos="2278"/><w:tab w:val="center" w:pos="4571"/><w:tab w:val="center" w:pos="7973"/></w:tabs><w:spacing w:after="0" w:line="240" w:lineRule="auto"/><w:rPr><w:rFonts w:ascii="Arial" w:eastAsia="Times New Roman" w:hAnsi="Arial" w:cs="Arial"/></w:rPr></w:pPr></w:p><w:p><w:pPr><w:spacing w:after="197" w:line="240" w:lineRule="auto"/><w:rPr><w:rFonts w:ascii="Arial" w:hAnsi="Arial" w:cs="Arial"/><w:sz w:val="24"/><w:szCs w:val="24"/></w:rPr></w:pPr></w:p><w:p><w:pPr><w:spacing w:after="197" w:line="240" w:lineRule="auto"/><w:rPr><w:rFonts w:ascii="Arial" w:hAnsi="Arial" w:cs="Arial"/><w:sz w:val="24"/><w:szCs w:val="24"/></w:rPr></w:pPr></w:p><w:p><w:pPr><w:spacing w:after="100" w:line="240" w:lineRule="auto"/><w:rPr><w:rFonts w:ascii="Arial" w:eastAsia="Times New Roman" w:hAnsi="Arial" w:cs="Arial"/><w:b/><w:sz w:val="24"/><w:szCs w:val="24"/><w:u w:val="single" w:color="000000"/></w:rPr></w:pPr></w:p><w:p><w:pPr><w:spacing w:after="100" w:line="240" w:lineRule="auto"/><w:ind w:left="680"/><w:jc w:val="center"/><w:rPr><w:rFonts w:ascii="Arial" w:hAnsi="Arial" w:cs="Arial"/><w:sz w:val="24"/><w:szCs w:val="24"/></w:rPr></w:pPr><w:r><w:rPr><w:rFonts w:ascii="Arial" w:eastAsia="Times New Roman" w:hAnsi="Arial" w:cs="Arial"/><w:b/><w:sz w:val="24"/><w:szCs w:val="24"/><w:u w:val="single" w:color="000000"/></w:rPr><w:t>VERIFICATION</w:t></w:r></w:p><w:p><w:pPr><w:spacing w:after="0" w:line="240" w:lineRule="auto"/><w:ind w:right="-15" w:hanging="10"/><w:jc w:val="both"/><w:rPr><w:rFonts w:ascii="Arial" w:hAnsi="Arial" w:cs="Arial"/><w:sz w:val="24"/><w:szCs w:val="24"/></w:rPr></w:pPr><w:r><w:rPr><w:rFonts w:ascii="Arial" w:eastAsia="Times New Roman" w:hAnsi="Arial" w:cs="Arial"/><w:sz w:val="24"/><w:szCs w:val="24"/></w:rPr><w:t>I hereby solemnly affirm and state that what is stated herein above is true and correct and nothing has been concealed therein and that we I am competent to contract and entitled to rights and benefits of the abovementioned securities of the deceased.</w:t></w:r></w:p><w:p><w:pPr><w:spacing w:after="0" w:line="240" w:lineRule="auto"/><w:ind w:left="679"/><w:rPr><w:rFonts w:ascii="Arial" w:hAnsi="Arial" w:cs="Arial"/><w:sz w:val="24"/><w:szCs w:val="24"/></w:rPr></w:pPr></w:p><w:p><w:pPr><w:pStyle w:val="Heading1"/><w:tabs><w:tab w:val="center" w:pos="1360"/><w:tab w:val="center" w:pos="3601"/><w:tab w:val="center" w:pos="4321"/><w:tab w:val="center" w:pos="7661"/></w:tabs><w:spacing w:after="0" w:line="240" w:lineRule="auto"/><w:ind w:left="0"/><w:rPr><w:rFonts w:ascii="Arial" w:hAnsi="Arial" w:cs="Arial"/><w:sz w:val="24"/><w:szCs w:val="24"/><w:u w:val="none"/></w:rPr></w:pPr><w:r><w:rPr><w:rFonts w:ascii="Arial" w:eastAsia="Calibri" w:hAnsi="Arial" w:cs="Arial"/><w:sz w:val="24"/><w:szCs w:val="24"/><w:u w:val="none"/></w:rPr><w:tab/></w:r><w:r><w:rPr><w:rFonts w:ascii="Arial" w:hAnsi="Arial" w:cs="Arial"/><w:sz w:val="24"/><w:szCs w:val="24"/><w:u w:val="none"/></w:rPr><w:t xml:space="preserve">Solemnly affirmed at </w:t></w:r><w:r><w:rPr><w:rFonts w:ascii="Arial" w:hAnsi="Arial" w:cs="Arial"/><w:sz w:val="24"/><w:szCs w:val="24"/><w:u w:val="none"/></w:rPr><w:t xml:space="preserve">:_____________                  </w:t></w:r></w:p><w:p><w:pPr><w:rPr><w:lang w:val="en-IN" w:eastAsia="en-IN"/></w:rPr></w:pPr></w:p><w:p><w:pPr><w:pStyle w:val="Heading1"/><w:tabs><w:tab w:val="center" w:pos="1360"/><w:tab w:val="center" w:pos="3601"/><w:tab w:val="center" w:pos="4321"/><w:tab w:val="center" w:pos="7661"/></w:tabs><w:spacing w:after="0" w:line="240" w:lineRule="auto"/><w:ind w:left="0"/><w:rPr><w:rFonts w:ascii="Arial" w:hAnsi="Arial" w:cs="Arial"/><w:sz w:val="24"/><w:szCs w:val="24"/></w:rPr></w:pPr><w:r><w:rPr><w:rFonts w:ascii="Arial" w:hAnsi="Arial" w:cs="Arial"/><w:sz w:val="24"/><w:szCs w:val="24"/><w:u w:val="none"/></w:rPr><w:tab/></w:r><w:r><w:rPr><w:rFonts w:ascii="Arial" w:hAnsi="Arial" w:cs="Arial"/><w:sz w:val="24"/><w:szCs w:val="24"/><w:u w:val="none"/></w:rPr><w:tab/></w:r><w:r><w:rPr><w:rFonts w:ascii="Arial" w:hAnsi="Arial" w:cs="Arial"/><w:sz w:val="24"/><w:szCs w:val="24"/><w:u w:val="none"/></w:rPr><w:tab/></w:r><w:r><w:rPr><w:rFonts w:ascii="Arial" w:hAnsi="Arial" w:cs="Arial"/><w:sz w:val="24"/><w:szCs w:val="24"/><w:u w:val="none"/></w:rPr><w:tab/></w:r><w:r><w:rPr><w:rFonts w:ascii="Arial" w:hAnsi="Arial" w:cs="Arial"/><w:sz w:val="24"/><w:szCs w:val="24"/><w:u w:val="none"/></w:rPr><w:t xml:space="preserve">             </w:t></w:r><w:r><w:rPr><w:rFonts w:ascii="Arial" w:eastAsia="Freestyle Script" w:hAnsi="Arial" w:cs="Arial"/><w:color w:val="D9D9D9"/><w:sz w:val="24"/><w:szCs w:val="24"/></w:rPr><w:t>X</w:t></w:r><w:r><w:rPr><w:rFonts w:ascii="Arial" w:eastAsia="Freestyle Script" w:hAnsi="Arial" w:cs="Arial"/><w:color w:val="D9D9D9"/><w:sz w:val="24"/><w:szCs w:val="24"/><w:vertAlign w:val="subscript"/></w:rPr><w:t>____________________________</w:t></w:r></w:p><w:p><w:pPr><w:pStyle w:val="Heading1"/><w:tabs><w:tab w:val="center" w:pos="1360"/><w:tab w:val="center" w:pos="3601"/><w:tab w:val="center" w:pos="4321"/><w:tab w:val="center" w:pos="7661"/></w:tabs><w:spacing w:after="0" w:line="240" w:lineRule="auto"/><w:ind w:left="0"/><w:rPr><w:rFonts w:ascii="Arial" w:hAnsi="Arial" w:cs="Arial"/><w:sz w:val="24"/><w:szCs w:val="24"/><w:u w:val="none"/></w:rPr></w:pPr></w:p><w:p><w:pPr><w:pStyle w:val="Heading1"/><w:tabs><w:tab w:val="center" w:pos="1360"/><w:tab w:val="center" w:pos="3601"/><w:tab w:val="center" w:pos="4321"/><w:tab w:val="center" w:pos="7661"/></w:tabs><w:spacing w:after="0" w:line="240" w:lineRule="auto"/><w:ind w:left="0"/><w:rPr><w:rFonts w:ascii="Arial" w:hAnsi="Arial" w:cs="Arial"/><w:sz w:val="24"/><w:szCs w:val="24"/><w:u w:val="none"/></w:rPr></w:pPr><w:r><w:rPr><w:rFonts w:ascii="Arial" w:hAnsi="Arial" w:cs="Arial"/><w:sz w:val="24"/><w:szCs w:val="24"/><w:u w:val="none"/></w:rPr><w:t xml:space="preserve"> </w:t></w:r><w:r><w:rPr><w:rFonts w:ascii="Arial" w:hAnsi="Arial" w:cs="Arial"/><w:sz w:val="24"/><w:szCs w:val="24"/><w:u w:val="none"/></w:rPr><w:t xml:space="preserve">            </w:t></w:r><w:r><w:rPr><w:rFonts w:ascii="Arial" w:hAnsi="Arial" w:cs="Arial"/><w:sz w:val="24"/><w:szCs w:val="24"/><w:u w:val="none"/></w:rPr><w:tab/><w:t xml:space="preserve">  </w:t></w:r><w:r><w:rPr><w:rFonts w:ascii="Arial" w:hAnsi="Arial" w:cs="Arial"/><w:sz w:val="24"/><w:szCs w:val="24"/><w:u w:val="none"/></w:rPr><w:t xml:space="preserve">      </w:t></w:r><w:r><w:rPr><w:rFonts w:ascii="Arial" w:hAnsi="Arial" w:cs="Arial"/><w:sz w:val="24"/><w:szCs w:val="24"/><w:u w:val="none"/></w:rPr><w:t xml:space="preserve">                                                                              </w:t></w:r><w:r><w:rPr><w:rFonts w:ascii="Arial" w:hAnsi="Arial" w:cs="Arial"/><w:sz w:val="24"/><w:szCs w:val="24"/><w:u w:val="none"/></w:rPr><w:t xml:space="preserve"> </w:t></w:r><w:r><w:rPr><w:rFonts w:ascii="Arial" w:hAnsi="Arial" w:cs="Arial"/><w:sz w:val="24"/><w:szCs w:val="24"/><w:u w:val="none"/></w:rPr><w:t>Signature of the Deponent</w:t></w:r></w:p><w:p><w:pPr><w:tabs><w:tab w:val="left" w:pos="5910"/></w:tabs><w:spacing w:after="0" w:line="240" w:lineRule="auto"/><w:ind w:left="566"/><w:rPr><w:rFonts w:ascii="Arial" w:hAnsi="Arial" w:cs="Arial"/><w:sz w:val="24"/><w:szCs w:val="24"/></w:rPr></w:pPr><w:r><w:rPr><w:rFonts w:ascii="Arial" w:hAnsi="Arial" w:cs="Arial"/><w:sz w:val="24"/><w:szCs w:val="24"/></w:rPr><w:tab/></w:r></w:p><w:p><w:pPr><w:spacing w:after="15" w:line="240" w:lineRule="auto"/><w:rPr><w:rFonts w:ascii="Arial" w:eastAsia="Times New Roman" w:hAnsi="Arial" w:cs="Arial"/><w:b/><w:sz w:val="24"/><w:szCs w:val="24"/></w:rPr></w:pPr><w:r><w:rPr><w:rFonts w:ascii="Arial" w:eastAsia="Times New Roman" w:hAnsi="Arial" w:cs="Arial"/><w:b/><w:sz w:val="24"/><w:szCs w:val="24"/></w:rPr><w:t>------------------------</w:t></w:r><w:bookmarkStart w:id="1" w:name="_Hlk169258738"/><w:r><w:rPr><w:rFonts w:ascii="Arial" w:eastAsia="Times New Roman" w:hAnsi="Arial" w:cs="Arial"/><w:b/><w:sz w:val="24"/><w:szCs w:val="24"/></w:rPr><w:t>-------</w:t></w:r><w:bookmarkEnd w:id="1"/><w:r><w:rPr><w:rFonts w:ascii="Arial" w:eastAsia="Times New Roman" w:hAnsi="Arial" w:cs="Arial"/><w:b/><w:sz w:val="24"/><w:szCs w:val="24"/></w:rPr><w:t>------</w:t></w:r><w:r><w:rPr><w:rFonts w:ascii="Arial" w:eastAsia="Times New Roman" w:hAnsi="Arial" w:cs="Arial"/><w:b/><w:sz w:val="24"/><w:szCs w:val="24"/></w:rPr><w:t>------</w:t></w:r><w:r><w:rPr><w:rFonts w:ascii="Arial" w:eastAsia="Times New Roman" w:hAnsi="Arial" w:cs="Arial"/><w:b/><w:sz w:val="24"/><w:szCs w:val="24"/></w:rPr><w:t>---------------------------------------------------------------------------</w:t></w:r></w:p><w:p><w:pPr><w:spacing w:after="15" w:line="240" w:lineRule="auto"/><w:ind w:left="522"/><w:jc w:val="center"/><w:rPr><w:rFonts w:ascii="Arial" w:hAnsi="Arial" w:cs="Arial"/><w:sz w:val="24"/><w:szCs w:val="24"/></w:rPr></w:pPr><w:r><w:rPr><w:rFonts w:ascii="Arial" w:eastAsia="Times New Roman" w:hAnsi="Arial" w:cs="Arial"/><w:b/><w:sz w:val="24"/><w:szCs w:val="24"/></w:rPr><w:t xml:space="preserve">Signed before me </w:t></w:r></w:p><w:p><w:pPr><w:spacing w:after="12" w:line="240" w:lineRule="auto"/><w:ind w:left="679"/><w:rPr><w:rFonts w:ascii="Arial" w:hAnsi="Arial" w:cs="Arial"/><w:sz w:val="24"/><w:szCs w:val="24"/></w:rPr></w:pPr></w:p><w:p><w:pPr><w:spacing w:after="53" w:line="240" w:lineRule="auto"/><w:rPr><w:rFonts w:ascii="Arial" w:hAnsi="Arial" w:cs="Arial"/><w:sz w:val="24"/><w:szCs w:val="24"/></w:rPr></w:pPr><w:r><w:rPr><w:rFonts w:ascii="Arial" w:eastAsia="Times New Roman" w:hAnsi="Arial" w:cs="Arial"/><w:sz w:val="24"/><w:szCs w:val="24"/></w:rPr><w:t xml:space="preserve">Place:   </w:t></w:r><w:r><w:rPr><w:rFonts w:ascii="Arial" w:eastAsia="Times New Roman" w:hAnsi="Arial" w:cs="Arial"/><w:color w:val="D1D2D4"/><w:sz w:val="24"/><w:szCs w:val="24"/></w:rPr><w:t xml:space="preserve">________________________   </w:t></w:r></w:p><w:p><w:pPr><w:spacing w:after="138" w:line="240" w:lineRule="auto"/><w:rPr><w:rFonts w:ascii="Arial" w:eastAsia="Times New Roman" w:hAnsi="Arial" w:cs="Arial"/><w:color w:val="D1D2D4"/><w:sz w:val="24"/><w:szCs w:val="24"/></w:rPr></w:pPr><w:proofErr w:type="gramStart"/><w:r><w:rPr><w:rFonts w:ascii="Arial" w:eastAsia="Times New Roman" w:hAnsi="Arial" w:cs="Arial"/><w:sz w:val="24"/><w:szCs w:val="24"/></w:rPr><w:t>Date :</w:t></w:r><w:proofErr w:type="gramEnd"/><w:r><w:rPr><w:rFonts w:ascii="Arial" w:eastAsia="Times New Roman" w:hAnsi="Arial" w:cs="Arial"/><w:color w:val="D1D2D4"/><w:sz w:val="24"/><w:szCs w:val="24"/></w:rPr><w:t xml:space="preserve">__________________________  </w:t></w:r></w:p><w:p><w:pPr><w:spacing w:after="138" w:line="240" w:lineRule="auto"/><w:rPr><w:rFonts w:ascii="Arial" w:hAnsi="Arial" w:cs="Arial"/><w:sz w:val="24"/><w:szCs w:val="24"/></w:rPr></w:pPr></w:p><w:p><w:pPr><w:spacing w:after="0" w:line="240" w:lineRule="auto"/><w:ind w:right="10"/><w:jc w:val="right"/><w:rPr><w:rFonts w:ascii="Arial" w:eastAsia="Freestyle Script" w:hAnsi="Arial" w:cs="Arial"/><w:color w:val="D9D9D9"/><w:sz w:val="24"/><w:szCs w:val="24"/></w:rPr></w:pPr></w:p><w:p><w:pPr><w:spacing w:after="0" w:line="240" w:lineRule="auto"/><w:ind w:right="10"/><w:jc w:val="right"/><w:rPr><w:rFonts w:ascii="Arial" w:hAnsi="Arial" w:cs="Arial"/><w:sz w:val="24"/><w:szCs w:val="24"/></w:rPr></w:pPr><w:r><w:rPr><w:rFonts w:ascii="Arial" w:eastAsia="Freestyle Script" w:hAnsi="Arial" w:cs="Arial"/><w:color w:val="D9D9D9"/><w:sz w:val="24"/><w:szCs w:val="24"/></w:rPr><w:t>X</w:t></w:r><w:r><w:rPr><w:rFonts w:ascii="Arial" w:eastAsia="Courier New" w:hAnsi="Arial" w:cs="Arial"/><w:color w:val="A6A6A6"/><w:sz w:val="24"/><w:szCs w:val="24"/></w:rPr><w:t xml:space="preserve"> -------------------------------------------------- </w:t></w:r></w:p><w:p><w:pPr><w:spacing w:after="144" w:line="240" w:lineRule="auto"/><w:ind w:right="-23"/><w:jc w:val="right"/><w:rPr><w:rFonts w:ascii="Arial" w:hAnsi="Arial" w:cs="Arial"/><w:sz w:val="24"/><w:szCs w:val="24"/></w:rPr></w:pPr><w:r><w:rPr><w:rFonts w:ascii="Arial" w:eastAsia="Times New Roman" w:hAnsi="Arial" w:cs="Arial"/><w:color w:val="A6A6A6"/><w:sz w:val="24"/><w:szCs w:val="24"/></w:rPr><w:t>Signature of Notary with Official Seal of Notary</w:t></w:r><w:r><w:rPr><w:rFonts w:ascii="Arial" w:eastAsia="Times New Roman" w:hAnsi="Arial" w:cs="Arial"/><w:color w:val="A6A6A6"/><w:sz w:val="24"/><w:szCs w:val="24"/></w:rPr><w:t xml:space="preserve"> </w:t></w:r><w:r><w:rPr><w:rFonts w:ascii="Arial" w:eastAsia="Times New Roman" w:hAnsi="Arial" w:cs="Arial"/><w:color w:val="A6A6A6"/><w:sz w:val="24"/><w:szCs w:val="24"/></w:rPr><w:t>&amp;</w:t></w:r><w:proofErr w:type="spellStart"/><w:r><w:rPr><w:rFonts w:ascii="Arial" w:eastAsia="Times New Roman" w:hAnsi="Arial" w:cs="Arial"/><w:color w:val="A6A6A6"/><w:sz w:val="24"/><w:szCs w:val="24"/></w:rPr><w:t>Regn</w:t></w:r><w:proofErr w:type="spellEnd"/><w:r><w:rPr><w:rFonts w:ascii="Arial" w:eastAsia="Times New Roman" w:hAnsi="Arial" w:cs="Arial"/><w:color w:val="A6A6A6"/><w:sz w:val="24"/><w:szCs w:val="24"/></w:rPr><w:t>. No.</w:t></w:r></w:p><w:p><w:pPr><w:pStyle w:val="ListParagraph"/><w:autoSpaceDE w:val="0"/><w:autoSpaceDN w:val="0"/><w:adjustRightInd w:val="0"/><w:spacing w:after="0" w:line="240" w:lineRule="auto"/><w:ind w:left="0" w:right="-330"/><w:jc w:val="both"/><w:rPr><w:rFonts w:ascii="Arial" w:hAnsi="Arial" w:cs="Arial"/><w:b/><w:bCs/><w:sz w:val="24"/><w:szCs w:val="24"/></w:rPr></w:pPr></w:p><w:p><w:pPr><w:pStyle w:val="ListParagraph"/><w:autoSpaceDE w:val="0"/><w:autoSpaceDN w:val="0"/><w:adjustRightInd w:val="0"/><w:spacing w:after="0" w:line="240" w:lineRule="auto"/><w:ind w:left="0" w:right="-330"/><w:jc w:val="both"/><w:rPr><w:rFonts w:ascii="Arial" w:hAnsi="Arial" w:cs="Arial"/><w:b/><w:bCs/><w:sz w:val="24"/><w:szCs w:val="24"/></w:rPr></w:pPr></w:p><w:p><w:pPr><w:pStyle w:val="ListParagraph"/><w:autoSpaceDE w:val="0"/><w:autoSpaceDN w:val="0"/><w:adjustRightInd w:val="0"/><w:spacing w:after="0" w:line="240" w:lineRule="auto"/><w:ind w:left="0" w:right="-330"/><w:jc w:val="both"/><w:rPr><w:rFonts w:ascii="Arial" w:hAnsi="Arial" w:cs="Arial"/><w:b/><w:bCs/><w:sz w:val="24"/><w:szCs w:val="24"/></w:rPr></w:pPr></w:p><w:p><w:pPr><w:pStyle w:val="ListParagraph"/><w:autoSpaceDE w:val="0"/><w:autoSpaceDN w:val="0"/><w:adjustRightInd w:val="0"/><w:spacing w:after="0" w:line="240" w:lineRule="auto"/><w:ind w:left="0" w:right="-330"/><w:jc w:val="both"/><w:rPr><w:rFonts w:ascii="Arial" w:hAnsi="Arial" w:cs="Arial"/><w:b/><w:bCs/><w:sz w:val="24"/><w:szCs w:val="24"/></w:rPr></w:pPr></w:p><w:p><w:pPr><w:pStyle w:val="ListParagraph"/><w:autoSpaceDE w:val="0"/><w:autoSpaceDN w:val="0"/><w:adjustRightInd w:val="0"/><w:spacing w:after="0" w:line="240" w:lineRule="auto"/><w:ind w:left="0" w:right="-330"/><w:jc w:val="both"/><w:rPr><w:rFonts w:ascii="Arial" w:hAnsi="Arial" w:cs="Arial"/><w:b/><w:bCs/><w:sz w:val="24"/><w:szCs w:val="24"/></w:rPr></w:pPr></w:p><w:p/><w:sectPr><w:footerReference w:type="default" r:id="rId8"/><w:pgSz w:w="12240" w:h="20160" w:code="5"/><w:pgMar w:top="426" w:right="1325" w:bottom="993" w:left="1440" w:header="720" w:footer="720" w:gutter="0"/><w:cols w:space="720"/><w:docGrid w:linePitch="360"/></w:sectPr></w:body></w:document>
+<file path=word/document.xml><?xml version="1.0" encoding="utf-8"?>
+<w:document xmlns:wpc="http://schemas.microsoft.com/office/word/2010/wordprocessingCanvas" xmlns:cx="http://schemas.microsoft.com/office/drawing/2014/chartex" xmlns:mc="http://schemas.openxmlformats.org/markup-compatibility/2006" xmlns:o="urn:schemas-microsoft-com:office:office" xmlns:r="http://schemas.openxmlformats.org/officeDocument/2006/relationships" xmlns:m="http://schemas.openxmlformats.org/officeDocument/2006/math" xmlns:v="urn:schemas-microsoft-com:vml" xmlns:wp14="http://schemas.microsoft.com/office/word/2010/wordprocessingDrawing" xmlns:wp="http://schemas.openxmlformats.org/drawingml/2006/wordprocessingDrawing" xmlns:w10="urn:schemas-microsoft-com:office:word" xmlns:w="http://schemas.openxmlformats.org/wordprocessingml/2006/main" xmlns:w14="http://schemas.microsoft.com/office/word/2010/wordml" xmlns:w15="http://schemas.microsoft.com/office/word/2012/wordml" xmlns:w16se="http://schemas.microsoft.com/office/word/2015/wordml/symex" xmlns:wpg="http://schemas.microsoft.com/office/word/2010/wordprocessingGroup" xmlns:wpi="http://schemas.microsoft.com/office/word/2010/wordprocessingInk" xmlns:wne="http://schemas.microsoft.com/office/word/2006/wordml" xmlns:wps="http://schemas.microsoft.com/office/word/2010/wordprocessingShape" mc:Ignorable="w14 w15 w16se wp14">
+  <w:body>
+    <w:p>
+      <w:pPr>
+        <w:spacing w:after="137" w:line="240" w:lineRule="auto"/>
+        <w:ind w:left="538" w:right="-15" w:hanging="10"/>
+        <w:jc w:val="center"/>
+        <w:rPr>
+          <w:rFonts w:ascii="Arial" w:eastAsia="Times New Roman" w:hAnsi="Arial" w:cs="Arial"/>
+          <w:b/>
+          <w:u w:val="single"/>
+        </w:rPr>
+      </w:pPr>
+    </w:p>
+    <w:p>
+      <w:pPr>
+        <w:spacing w:after="137" w:line="240" w:lineRule="auto"/>
+        <w:ind w:left="538" w:right="-15" w:hanging="10"/>
+        <w:jc w:val="center"/>
+        <w:rPr>
+          <w:rFonts w:ascii="Arial" w:eastAsia="Times New Roman" w:hAnsi="Arial" w:cs="Arial"/>
+          <w:b/>
+          <w:u w:val="single"/>
+        </w:rPr>
+      </w:pPr>
+    </w:p>
+    <w:p>
+      <w:pPr>
+        <w:spacing w:after="137" w:line="240" w:lineRule="auto"/>
+        <w:ind w:left="538" w:right="-15" w:hanging="10"/>
+        <w:jc w:val="center"/>
+        <w:rPr>
+          <w:rFonts w:ascii="Arial" w:eastAsia="Times New Roman" w:hAnsi="Arial" w:cs="Arial"/>
+          <w:b/>
+          <w:u w:val="single"/>
+        </w:rPr>
+      </w:pPr>
+    </w:p>
+    <w:tbl>
+      <w:tblPr>
+        <w:tblStyle w:val="TableGrid"/>
+        <w:tblpPr w:leftFromText="180" w:rightFromText="180" w:vertAnchor="text" w:horzAnchor="margin" w:tblpXSpec="right" w:tblpY="221"/>
+        <w:tblW w:w="0" w:type="auto"/>
+        <w:tblLook w:val="04A0" w:firstRow="1" w:lastRow="0" w:firstColumn="1" w:lastColumn="0" w:noHBand="0" w:noVBand="1"/>
+      </w:tblPr>
+      <w:tblGrid>
+        <w:gridCol w:w="1673"/>
+      </w:tblGrid>
+      <w:tr>
+        <w:trPr>
+          <w:trHeight w:val="265"/>
+        </w:trPr>
+        <w:tc>
+          <w:tcPr>
+            <w:tcW w:w="1673" w:type="dxa"/>
+          </w:tcPr>
+          <w:p>
+            <w:pPr>
+              <w:spacing w:after="137"/>
+              <w:ind w:right="-15"/>
+              <w:rPr>
+                <w:rFonts w:ascii="Arial" w:eastAsia="Times New Roman" w:hAnsi="Arial" w:cs="Arial"/>
+                <w:b/>
+                <w:sz w:val="24"/>
+                <w:szCs w:val="24"/>
+              </w:rPr>
+            </w:pPr>
+            <w:r>
+              <w:rPr>
+                <w:rFonts w:ascii="Arial" w:eastAsia="Arial" w:hAnsi="Arial" w:cs="Arial"/>
+                <w:b/>
+                <w:sz w:val="24"/>
+                <w:szCs w:val="24"/>
+              </w:rPr>
+              <w:t>Annexure</w:t>
+            </w:r>
+            <w:r>
+              <w:rPr>
+                <w:rFonts w:ascii="Arial" w:eastAsia="Arial" w:hAnsi="Arial" w:cs="Arial"/>
+                <w:b/>
+                <w:sz w:val="24"/>
+                <w:szCs w:val="24"/>
+              </w:rPr>
+              <w:t>-D</w:t>
+            </w:r>
+          </w:p>
+        </w:tc>
+      </w:tr>
+    </w:tbl>
+    <w:p>
+      <w:pPr>
+        <w:spacing w:after="137" w:line="240" w:lineRule="auto"/>
+        <w:ind w:left="538" w:right="-15" w:hanging="10"/>
+        <w:jc w:val="center"/>
+        <w:rPr>
+          <w:rFonts w:ascii="Arial" w:eastAsia="Times New Roman" w:hAnsi="Arial" w:cs="Arial"/>
+          <w:b/>
+          <w:u w:val="single"/>
+        </w:rPr>
+      </w:pPr>
+    </w:p>
+    <w:p>
+      <w:pPr>
+        <w:spacing w:after="137" w:line="240" w:lineRule="auto"/>
+        <w:ind w:left="538" w:right="-15" w:hanging="10"/>
+        <w:jc w:val="center"/>
+        <w:rPr>
+          <w:rFonts w:ascii="Arial" w:eastAsia="Times New Roman" w:hAnsi="Arial" w:cs="Arial"/>
+          <w:b/>
+          <w:u w:val="single"/>
+        </w:rPr>
+      </w:pPr>
+    </w:p>
+    <w:p>
+      <w:pPr>
+        <w:spacing w:after="137" w:line="240" w:lineRule="auto"/>
+        <w:ind w:left="538" w:right="-15" w:hanging="10"/>
+        <w:jc w:val="center"/>
+        <w:rPr>
+          <w:rFonts w:ascii="Arial" w:hAnsi="Arial" w:cs="Arial"/>
+        </w:rPr>
+      </w:pPr>
+      <w:r>
+        <w:rPr>
+          <w:rFonts w:ascii="Arial" w:eastAsia="Times New Roman" w:hAnsi="Arial" w:cs="Arial"/>
+          <w:b/>
+          <w:u w:val="single"/>
+        </w:rPr>
+        <w:t>Individual Affidavits</w:t>
+      </w:r>
+      <w:r>
+        <w:rPr>
+          <w:rFonts w:ascii="Arial" w:eastAsia="Times New Roman" w:hAnsi="Arial" w:cs="Arial"/>
+          <w:b/>
+        </w:rPr>
+        <w:t xml:space="preserve"> to be given by ALL the Legal Heirs OR Legal Heirs named in Succession Certificate*/ Probate of Will*/ Will*/ Letter of Administration*/ Legal Heirship Certificate*(or its equivalent </w:t>
+      </w:r>
+      <w:proofErr w:type="gramStart"/>
+      <w:r>
+        <w:rPr>
+          <w:rFonts w:ascii="Arial" w:eastAsia="Times New Roman" w:hAnsi="Arial" w:cs="Arial"/>
+          <w:b/>
+        </w:rPr>
+        <w:t>certificate)*</w:t>
+      </w:r>
+      <w:proofErr w:type="gramEnd"/>
+      <w:r>
+        <w:rPr>
+          <w:rFonts w:ascii="Arial" w:eastAsia="Times New Roman" w:hAnsi="Arial" w:cs="Arial"/>
+          <w:b/>
+        </w:rPr>
+        <w:t>/Court Decree*</w:t>
+      </w:r>
+    </w:p>
+    <w:p>
+      <w:pPr>
+        <w:spacing w:after="0" w:line="240" w:lineRule="auto"/>
+        <w:ind w:left="940" w:right="276" w:hanging="10"/>
+        <w:jc w:val="center"/>
+        <w:rPr>
+          <w:rFonts w:ascii="Arial" w:eastAsia="Times New Roman" w:hAnsi="Arial" w:cs="Arial"/>
+          <w:b/>
+        </w:rPr>
+      </w:pPr>
+      <w:r>
+        <w:rPr>
+          <w:rFonts w:ascii="Arial" w:eastAsia="Times New Roman" w:hAnsi="Arial" w:cs="Arial"/>
+          <w:b/>
+        </w:rPr>
+        <w:t xml:space="preserve">(For Transmission of securities on death of Sole Holder where </w:t>
+      </w:r>
+    </w:p>
+    <w:p>
+      <w:pPr>
+        <w:spacing w:after="0" w:line="240" w:lineRule="auto"/>
+        <w:ind w:right="276"/>
+        <w:jc w:val="center"/>
+        <w:rPr>
+          <w:rFonts w:ascii="Arial" w:hAnsi="Arial" w:cs="Arial"/>
+        </w:rPr>
+      </w:pPr>
+      <w:r>
+        <w:rPr>
+          <w:rFonts w:ascii="Arial" w:eastAsia="Times New Roman" w:hAnsi="Arial" w:cs="Arial"/>
+          <w:b/>
+          <w:u w:val="single" w:color="000000"/>
+        </w:rPr>
+        <w:t>NO NOMINATION has been registered</w:t>
+      </w:r>
+      <w:r>
+        <w:rPr>
+          <w:rFonts w:ascii="Arial" w:eastAsia="Times New Roman" w:hAnsi="Arial" w:cs="Arial"/>
+          <w:b/>
+        </w:rPr>
+        <w:t xml:space="preserve">) </w:t>
+      </w:r>
+    </w:p>
+    <w:p>
+      <w:pPr>
+        <w:spacing w:after="0" w:line="240" w:lineRule="auto"/>
+        <w:ind w:left="524"/>
+        <w:jc w:val="center"/>
+        <w:rPr>
+          <w:rFonts w:ascii="Arial" w:eastAsia="Times New Roman" w:hAnsi="Arial" w:cs="Arial"/>
+          <w:i/>
+          <w:sz w:val="24"/>
+          <w:szCs w:val="24"/>
+        </w:rPr>
+      </w:pPr>
+    </w:p>
+    <w:p>
+      <w:pPr>
+        <w:spacing w:after="0" w:line="240" w:lineRule="auto"/>
+        <w:ind w:left="524"/>
+        <w:jc w:val="center"/>
+        <w:rPr>
+          <w:rFonts w:ascii="Arial" w:eastAsia="Times New Roman" w:hAnsi="Arial" w:cs="Arial"/>
+          <w:i/>
+        </w:rPr>
+      </w:pPr>
+      <w:r>
+        <w:rPr>
+          <w:rFonts w:ascii="Arial" w:eastAsia="Times New Roman" w:hAnsi="Arial" w:cs="Arial"/>
+          <w:i/>
+        </w:rPr>
+        <w:t xml:space="preserve">Each Deponent (legal heir) shall sign separate Affidavits. </w:t>
+      </w:r>
+    </w:p>
+    <w:p>
+      <w:pPr>
+        <w:spacing w:after="0" w:line="240" w:lineRule="auto"/>
+        <w:ind w:left="524"/>
+        <w:jc w:val="center"/>
+        <w:rPr>
+          <w:rFonts w:ascii="Arial" w:eastAsia="Times New Roman" w:hAnsi="Arial" w:cs="Arial"/>
+          <w:i/>
+        </w:rPr>
+      </w:pPr>
+    </w:p>
+    <w:p>
+      <w:pPr>
+        <w:pStyle w:val="Heading1"/>
+        <w:tabs>
+          <w:tab w:val="center" w:pos="142"/>
+          <w:tab w:val="center" w:pos="8341"/>
+        </w:tabs>
+        <w:spacing w:line="276" w:lineRule="auto"/>
+        <w:ind w:left="0" w:right="261" w:hanging="10"/>
+        <w:jc w:val="both"/>
+        <w:rPr>
+          <w:rFonts w:ascii="Arial" w:hAnsi="Arial" w:cs="Arial"/>
+          <w:b/>
+          <w:bCs/>
+          <w:sz w:val="22"/>
+          <w:u w:val="none"/>
+        </w:rPr>
+      </w:pPr>
+      <w:r>
+        <w:rPr>
+          <w:rFonts w:ascii="Arial" w:eastAsia="Calibri" w:hAnsi="Arial" w:cs="Arial"/>
+          <w:sz w:val="22"/>
+          <w:u w:val="none"/>
+        </w:rPr>
+        <w:tab/>
+      </w:r>
+      <w:r>
+        <w:rPr>
+          <w:rFonts w:ascii="Arial" w:eastAsia="Calibri" w:hAnsi="Arial" w:cs="Arial"/>
+          <w:bCs/>
+          <w:sz w:val="22"/>
+          <w:u w:val="none"/>
+        </w:rPr>
+        <w:t>I</w:t>
+      </w:r>
+      <w:r>
+        <w:rPr>
+          <w:rFonts w:ascii="Arial" w:eastAsia="Calibri" w:hAnsi="Arial" w:cs="Arial"/>
+          <w:bCs/>
+          <w:sz w:val="22"/>
+          <w:u w:val="none"/>
+        </w:rPr>
+        <w:t xml:space="preserve"> </w:t>
+      </w:r>
+      <w:r>
+        <w:rPr>
+          <w:rFonts w:ascii="Helvetica" w:hAnsi="Helvetica" w:cs="Helvetica"/>
+          <w:b/>
+          <w:color w:val="auto"/>
+          <w:sz w:val="22"/>
+          <w:u w:val="none"/>
+        </w:rPr>
+        <w:t xml:space="preserve">[Name as per </w:t>
+      </w:r>
+      <w:proofErr w:type="spellStart"/>
+      <w:r>
+        <w:rPr>
+          <w:rFonts w:ascii="Helvetica" w:hAnsi="Helvetica" w:cs="Helvetica"/>
+          <w:b/>
+          <w:color w:val="auto"/>
+          <w:sz w:val="22"/>
+          <w:u w:val="none"/>
+        </w:rPr>
+        <w:t>Aadhar</w:t>
+      </w:r>
+      <w:proofErr w:type="spellEnd"/>
+      <w:r>
+        <w:rPr>
+          <w:rFonts w:ascii="Helvetica" w:hAnsi="Helvetica" w:cs="Helvetica"/>
+          <w:b/>
+          <w:color w:val="auto"/>
+          <w:sz w:val="22"/>
+          <w:u w:val="none"/>
+        </w:rPr>
+        <w:t xml:space="preserve"> LH10</w:t>
+      </w:r>
+      <w:r>
+        <w:rPr>
+          <w:rFonts w:ascii="Helvetica" w:hAnsi="Helvetica" w:cs="Helvetica"/>
+          <w:b/>
+          <w:color w:val="auto"/>
+          <w:sz w:val="22"/>
+          <w:u w:val="none"/>
+        </w:rPr>
+        <w:t>]</w:t>
+      </w:r>
+      <w:r>
+        <w:rPr>
+          <w:rFonts w:ascii="Helvetica" w:hAnsi="Helvetica" w:cs="Helvetica"/>
+          <w:color w:val="FF0000"/>
+          <w:sz w:val="22"/>
+          <w:u w:val="none"/>
+        </w:rPr>
+        <w:t xml:space="preserve"> </w:t>
+      </w:r>
+      <w:r>
+        <w:rPr>
+          <w:rFonts w:ascii="Arial" w:eastAsia="Calibri" w:hAnsi="Arial" w:cs="Arial"/>
+          <w:bCs/>
+          <w:sz w:val="22"/>
+          <w:u w:val="none"/>
+        </w:rPr>
+        <w:t>#</w:t>
+      </w:r>
+      <w:r>
+        <w:rPr>
+          <w:rFonts w:ascii="Arial" w:hAnsi="Arial" w:cs="Arial"/>
+          <w:bCs/>
+          <w:sz w:val="22"/>
+          <w:u w:val="none"/>
+        </w:rPr>
+        <w:t>Son</w:t>
+      </w:r>
+      <w:r>
+        <w:rPr>
+          <w:rFonts w:ascii="Arial" w:hAnsi="Arial" w:cs="Arial"/>
+          <w:bCs/>
+          <w:sz w:val="22"/>
+          <w:u w:val="none"/>
+        </w:rPr>
+        <w:t xml:space="preserve"> </w:t>
+      </w:r>
+      <w:r>
+        <w:rPr>
+          <w:rFonts w:ascii="Arial" w:hAnsi="Arial" w:cs="Arial"/>
+          <w:bCs/>
+          <w:sz w:val="22"/>
+          <w:u w:val="none"/>
+        </w:rPr>
+        <w:t>/daughter</w:t>
+      </w:r>
+      <w:r>
+        <w:rPr>
+          <w:rFonts w:ascii="Arial" w:hAnsi="Arial" w:cs="Arial"/>
+          <w:bCs/>
+          <w:sz w:val="22"/>
+          <w:u w:val="none"/>
+        </w:rPr>
+        <w:t>/ spouse</w:t>
+      </w:r>
+      <w:r>
+        <w:rPr>
+          <w:rFonts w:ascii="Arial" w:hAnsi="Arial" w:cs="Arial"/>
+          <w:bCs/>
+          <w:sz w:val="22"/>
+          <w:u w:val="none"/>
+        </w:rPr>
+        <w:t xml:space="preserve"> of </w:t>
+      </w:r>
+      <w:r>
+        <w:rPr>
+          <w:rFonts w:ascii="Helvetica" w:hAnsi="Helvetica" w:cs="Helvetica"/>
+          <w:b/>
+          <w:color w:val="auto"/>
+          <w:sz w:val="22"/>
+          <w:u w:val="none"/>
+        </w:rPr>
+        <w:t>[Father Name LH10</w:t>
+      </w:r>
+      <w:r>
+        <w:rPr>
+          <w:rFonts w:ascii="Helvetica" w:hAnsi="Helvetica" w:cs="Helvetica"/>
+          <w:b/>
+          <w:color w:val="auto"/>
+          <w:sz w:val="22"/>
+          <w:u w:val="none"/>
+        </w:rPr>
+        <w:t>]</w:t>
+      </w:r>
+      <w:r>
+        <w:rPr>
+          <w:rFonts w:ascii="Arial" w:hAnsi="Arial" w:cs="Arial"/>
+          <w:bCs/>
+          <w:sz w:val="22"/>
+          <w:u w:val="none"/>
+        </w:rPr>
+        <w:t>. Residing</w:t>
+      </w:r>
+      <w:r>
+        <w:rPr>
+          <w:rFonts w:ascii="Arial" w:hAnsi="Arial" w:cs="Arial"/>
+          <w:bCs/>
+          <w:sz w:val="22"/>
+          <w:u w:val="none"/>
+        </w:rPr>
+        <w:t xml:space="preserve"> at </w:t>
+      </w:r>
+      <w:r>
+        <w:rPr>
+          <w:rFonts w:ascii="Helvetica" w:hAnsi="Helvetica" w:cs="Helvetica"/>
+          <w:b/>
+          <w:color w:val="auto"/>
+          <w:sz w:val="22"/>
+          <w:u w:val="none"/>
+          <w:shd w:val="clear" w:color="auto" w:fill="FFFFFF"/>
+        </w:rPr>
+        <w:t>[Address Contact LH10]</w:t>
+      </w:r>
+      <w:r>
+        <w:rPr>
+          <w:rFonts w:ascii="Helvetica" w:hAnsi="Helvetica" w:cs="Helvetica"/>
+          <w:b/>
+          <w:color w:val="auto"/>
+          <w:sz w:val="22"/>
+          <w:u w:val="none"/>
+          <w:shd w:val="clear" w:color="auto" w:fill="FFFFFF"/>
+        </w:rPr>
+        <w:t/>
+      </w:r>
+      <w:r>
+        <w:rPr>
+          <w:rFonts w:ascii="Helvetica" w:hAnsi="Helvetica" w:cs="Helvetica"/>
+          <w:color w:val="FF0000"/>
+          <w:sz w:val="22"/>
+          <w:u w:val="none"/>
+          <w:shd w:val="clear" w:color="auto" w:fill="FFFFFF"/>
+        </w:rPr>
+        <w:t xml:space="preserve">, </w:t>
+      </w:r>
+      <w:r>
+        <w:rPr>
+          <w:rFonts w:ascii="Arial" w:hAnsi="Arial" w:cs="Arial"/>
+          <w:bCs/>
+          <w:sz w:val="22"/>
+          <w:u w:val="none"/>
+        </w:rPr>
+        <w:t xml:space="preserve">do hereby solemnly affirm and state on oath as follows. </w:t>
+      </w:r>
+    </w:p>
+    <w:p>
+      <w:pPr>
+        <w:spacing w:after="0"/>
+        <w:ind w:right="355" w:hanging="10"/>
+        <w:jc w:val="both"/>
+        <w:rPr>
+          <w:rFonts w:ascii="Arial" w:hAnsi="Arial" w:cs="Arial"/>
+        </w:rPr>
+      </w:pPr>
+      <w:r>
+        <w:rPr>
+          <w:rFonts w:ascii="Arial" w:eastAsia="Times New Roman" w:hAnsi="Arial" w:cs="Arial"/>
+        </w:rPr>
+        <w:t xml:space="preserve">That </w:t>
+      </w:r>
+      <w:r>
+        <w:rPr>
+          <w:rFonts w:ascii="Arial" w:eastAsia="Times New Roman" w:hAnsi="Arial" w:cs="Arial"/>
+        </w:rPr>
+        <w:t xml:space="preserve">Late </w:t>
+      </w:r>
+      <w:r>
+        <w:rPr>
+          <w:rFonts w:ascii="Arial" w:eastAsia="Times New Roman" w:hAnsi="Arial" w:cs="Arial"/>
+        </w:rPr>
+        <w:t>Mr. /</w:t>
+      </w:r>
+      <w:proofErr w:type="spellStart"/>
+      <w:r>
+        <w:rPr>
+          <w:rFonts w:ascii="Arial" w:eastAsia="Times New Roman" w:hAnsi="Arial" w:cs="Arial"/>
+        </w:rPr>
+        <w:t>Mrs</w:t>
+      </w:r>
+      <w:proofErr w:type="spellEnd"/>
+      <w:r>
+        <w:rPr>
+          <w:rFonts w:ascii="Arial" w:eastAsia="Times New Roman" w:hAnsi="Arial" w:cs="Arial"/>
+          <w:b/>
+        </w:rPr>
+        <w:t xml:space="preserve"> </w:t>
+      </w:r>
+      <w:r>
+        <w:rPr>
+          <w:rFonts w:ascii="Helvetica" w:hAnsi="Helvetica" w:cs="Helvetica"/>
+          <w:b/>
+        </w:rPr>
+        <w:t>[Deceased Names DC]</w:t>
+      </w:r>
+      <w:r>
+        <w:rPr>
+          <w:rFonts w:ascii="Helvetica" w:hAnsi="Helvetica" w:cs="Helvetica"/>
+          <w:b/>
+        </w:rPr>
+        <w:t/>
+      </w:r>
+      <w:r>
+        <w:rPr>
+          <w:rFonts w:ascii="Helvetica" w:hAnsi="Helvetica" w:cs="Helvetica"/>
+          <w:color w:val="FF0000"/>
+        </w:rPr>
+        <w:t xml:space="preserve"> </w:t>
+      </w:r>
+      <w:r>
+        <w:rPr>
+          <w:rFonts w:ascii="Arial" w:eastAsia="Times New Roman" w:hAnsi="Arial" w:cs="Arial"/>
+          <w:vertAlign w:val="superscript"/>
+        </w:rPr>
+        <w:t>@</w:t>
+      </w:r>
+      <w:r>
+        <w:rPr>
+          <w:rFonts w:ascii="Arial" w:eastAsia="Times New Roman" w:hAnsi="Arial" w:cs="Arial"/>
+        </w:rPr>
+        <w:t xml:space="preserve"> (“the deceased holder”) held the following securities in his / her name as single holder:</w:t>
+      </w:r>
+    </w:p>
+    <w:tbl>
+      <w:tblPr>
+        <w:tblStyle w:val="TableGrid0"/>
+        <w:tblW w:w="9368" w:type="dxa"/>
+        <w:tblInd w:w="-6" w:type="dxa"/>
+        <w:tblBorders>
+          <w:top w:val="single" w:sz="4" w:space="0" w:color="auto"/>
+          <w:left w:val="single" w:sz="4" w:space="0" w:color="auto"/>
+          <w:bottom w:val="single" w:sz="4" w:space="0" w:color="auto"/>
+          <w:right w:val="single" w:sz="4" w:space="0" w:color="auto"/>
+          <w:insideH w:val="single" w:sz="4" w:space="0" w:color="auto"/>
+          <w:insideV w:val="single" w:sz="4" w:space="0" w:color="auto"/>
+        </w:tblBorders>
+        <w:tblCellMar>
+          <w:top w:w="12" w:type="dxa"/>
+          <w:right w:w="115" w:type="dxa"/>
+        </w:tblCellMar>
+        <w:tblLook w:val="04A0" w:firstRow="1" w:lastRow="0" w:firstColumn="1" w:lastColumn="0" w:noHBand="0" w:noVBand="1"/>
+      </w:tblPr>
+      <w:tblGrid>
+        <w:gridCol w:w="4536"/>
+        <w:gridCol w:w="1843"/>
+        <w:gridCol w:w="2989"/>
+      </w:tblGrid>
+      <w:tr>
+        <w:trPr>
+          <w:trHeight w:val="461"/>
+        </w:trPr>
+        <w:tc>
+          <w:tcPr>
+            <w:tcW w:w="4536" w:type="dxa"/>
+          </w:tcPr>
+          <w:p>
+            <w:pPr>
+              <w:rPr>
+                <w:rFonts w:ascii="Arial" w:hAnsi="Arial" w:cs="Arial"/>
+                <w:sz w:val="24"/>
+                <w:szCs w:val="24"/>
+              </w:rPr>
+            </w:pPr>
+            <w:r>
+              <w:rPr>
+                <w:rFonts w:ascii="Arial" w:eastAsia="Times New Roman" w:hAnsi="Arial" w:cs="Arial"/>
+                <w:b/>
+                <w:sz w:val="24"/>
+                <w:szCs w:val="24"/>
+              </w:rPr>
+              <w:t xml:space="preserve">                   </w:t>
+            </w:r>
+            <w:r>
+              <w:rPr>
+                <w:rFonts w:ascii="Arial" w:eastAsia="Times New Roman" w:hAnsi="Arial" w:cs="Arial"/>
+                <w:b/>
+                <w:sz w:val="24"/>
+                <w:szCs w:val="24"/>
+              </w:rPr>
+              <w:t>Company Name</w:t>
+            </w:r>
+          </w:p>
+          <w:p>
+            <w:pPr>
+              <w:ind w:left="8"/>
+              <w:rPr>
+                <w:rFonts w:ascii="Arial" w:hAnsi="Arial" w:cs="Arial"/>
+                <w:sz w:val="24"/>
+                <w:szCs w:val="24"/>
+              </w:rPr>
+            </w:pPr>
+          </w:p>
+        </w:tc>
+        <w:tc>
+          <w:tcPr>
+            <w:tcW w:w="1843" w:type="dxa"/>
+          </w:tcPr>
+          <w:p>
+            <w:pPr>
+              <w:ind w:left="563"/>
+              <w:rPr>
+                <w:rFonts w:ascii="Arial" w:hAnsi="Arial" w:cs="Arial"/>
+                <w:sz w:val="24"/>
+                <w:szCs w:val="24"/>
+              </w:rPr>
+            </w:pPr>
+            <w:r>
+              <w:rPr>
+                <w:rFonts w:ascii="Arial" w:eastAsia="Times New Roman" w:hAnsi="Arial" w:cs="Arial"/>
+                <w:b/>
+                <w:sz w:val="24"/>
+                <w:szCs w:val="24"/>
+              </w:rPr>
+              <w:t>Folio No.</w:t>
+            </w:r>
+          </w:p>
+        </w:tc>
+        <w:tc>
+          <w:tcPr>
+            <w:tcW w:w="2989" w:type="dxa"/>
+          </w:tcPr>
+          <w:p>
+            <w:pPr>
+              <w:ind w:left="85" w:right="-115" w:firstLine="132"/>
+              <w:rPr>
+                <w:rFonts w:ascii="Arial" w:hAnsi="Arial" w:cs="Arial"/>
+                <w:sz w:val="24"/>
+                <w:szCs w:val="24"/>
+              </w:rPr>
+            </w:pPr>
+            <w:r>
+              <w:rPr>
+                <w:rFonts w:ascii="Arial" w:eastAsia="Times New Roman" w:hAnsi="Arial" w:cs="Arial"/>
+                <w:b/>
+                <w:sz w:val="24"/>
+                <w:szCs w:val="24"/>
+              </w:rPr>
+              <w:t>No. of</w:t>
+            </w:r>
+            <w:r>
+              <w:rPr>
+                <w:rFonts w:ascii="Arial" w:eastAsia="Times New Roman" w:hAnsi="Arial" w:cs="Arial"/>
+                <w:b/>
+                <w:sz w:val="24"/>
+                <w:szCs w:val="24"/>
+              </w:rPr>
+              <w:t xml:space="preserve"> </w:t>
+            </w:r>
+            <w:r>
+              <w:rPr>
+                <w:rFonts w:ascii="Arial" w:eastAsia="Times New Roman" w:hAnsi="Arial" w:cs="Arial"/>
+                <w:b/>
+                <w:sz w:val="24"/>
+                <w:szCs w:val="24"/>
+              </w:rPr>
+              <w:t>securities held</w:t>
+            </w:r>
+          </w:p>
+        </w:tc>
+      </w:tr>
+      <w:tr>
+        <w:trPr>
+          <w:trHeight w:val="336"/>
+        </w:trPr>
+        <w:tc>
+          <w:tcPr>
+            <w:tcW w:w="4536" w:type="dxa"/>
+            <w:shd w:val="clear" w:color="auto" w:fill="auto"/>
+          </w:tcPr>
+          <w:p>
+            <w:pPr>
+              <w:ind w:left="8"/>
+              <w:rPr>
+                <w:rFonts w:ascii="Arial" w:hAnsi="Arial" w:cs="Arial"/>
+                <w:b/>
+                <w:sz w:val="24"/>
+                <w:szCs w:val="24"/>
+              </w:rPr>
+            </w:pPr>
+            <w:r>
+              <w:rPr>
+                <w:rFonts w:ascii="Helvetica" w:hAnsi="Helvetica" w:cs="Helvetica"/>
+                <w:b/>
+                <w:sz w:val="20"/>
+                <w:szCs w:val="20"/>
+                <w:shd w:val="clear" w:color="auto" w:fill="FFFFFF"/>
+              </w:rPr>
+              <w:t>[Company Name]</w:t>
+            </w:r>
+          </w:p>
+        </w:tc>
+        <w:tc>
+          <w:tcPr>
+            <w:tcW w:w="1843" w:type="dxa"/>
+          </w:tcPr>
+          <w:p>
+            <w:pPr>
+              <w:ind w:left="6"/>
+              <w:rPr>
+                <w:rFonts w:ascii="Arial" w:hAnsi="Arial" w:cs="Arial"/>
+                <w:b/>
+                <w:sz w:val="24"/>
+                <w:szCs w:val="24"/>
+              </w:rPr>
+            </w:pPr>
+            <w:r>
+              <w:rPr>
+                <w:rFonts w:ascii="Helvetica" w:hAnsi="Helvetica" w:cs="Helvetica"/>
+                <w:b/>
+                <w:sz w:val="20"/>
+                <w:szCs w:val="20"/>
+                <w:shd w:val="clear" w:color="auto" w:fill="FFFFFF"/>
+              </w:rPr>
+              <w:t>[Folio No]</w:t>
+            </w:r>
+          </w:p>
+        </w:tc>
+        <w:tc>
+          <w:tcPr>
+            <w:tcW w:w="2989" w:type="dxa"/>
+          </w:tcPr>
+          <w:p>
+            <w:pPr>
+              <w:ind w:left="8"/>
+              <w:rPr>
+                <w:rFonts w:ascii="Arial" w:hAnsi="Arial" w:cs="Arial"/>
+                <w:b/>
+                <w:sz w:val="24"/>
+                <w:szCs w:val="24"/>
+              </w:rPr>
+            </w:pPr>
+            <w:r>
+              <w:rPr>
+                <w:rFonts w:ascii="Helvetica" w:hAnsi="Helvetica" w:cs="Helvetica"/>
+                <w:b/>
+                <w:sz w:val="20"/>
+                <w:szCs w:val="20"/>
+                <w:shd w:val="clear" w:color="auto" w:fill="FFFFFF"/>
+              </w:rPr>
+              <w:t>[Total Shares]</w:t>
+            </w:r>
+          </w:p>
+        </w:tc>
+      </w:tr>
+    </w:tbl>
+    <w:p>
+      <w:pPr>
+        <w:numPr>
+          <w:ilvl w:val="0"/>
+          <w:numId w:val="15"/>
+        </w:numPr>
+        <w:spacing w:after="0" w:line="240" w:lineRule="auto"/>
+        <w:ind w:left="0" w:right="203"/>
+        <w:jc w:val="both"/>
+        <w:rPr>
+          <w:rFonts w:ascii="Arial" w:hAnsi="Arial" w:cs="Arial"/>
+        </w:rPr>
+      </w:pPr>
+      <w:r>
+        <w:rPr>
+          <w:rFonts w:ascii="Arial" w:eastAsia="Times New Roman" w:hAnsi="Arial" w:cs="Arial"/>
+        </w:rPr>
+        <w:t xml:space="preserve">That the aforesaid deceased holder died </w:t>
+      </w:r>
+      <w:r>
+        <w:rPr>
+          <w:rFonts w:ascii="Arial" w:eastAsia="Times New Roman" w:hAnsi="Arial" w:cs="Arial"/>
+          <w:i/>
+        </w:rPr>
+        <w:t>intestate</w:t>
+      </w:r>
+      <w:r>
+        <w:rPr>
+          <w:rFonts w:ascii="Arial" w:eastAsia="Times New Roman" w:hAnsi="Arial" w:cs="Arial"/>
+        </w:rPr>
+        <w:t xml:space="preserve"> leaving behind him/her, the following persons as the only surviving heirs as per the </w:t>
+      </w:r>
+      <w:r>
+        <w:rPr>
+          <w:rFonts w:ascii="Arial" w:eastAsia="Times New Roman" w:hAnsi="Arial" w:cs="Arial"/>
+          <w:bCs/>
+        </w:rPr>
+        <w:t xml:space="preserve">Succession Certificate/ Legal Heirship </w:t>
+      </w:r>
+      <w:proofErr w:type="gramStart"/>
+      <w:r>
+        <w:rPr>
+          <w:rFonts w:ascii="Arial" w:eastAsia="Times New Roman" w:hAnsi="Arial" w:cs="Arial"/>
+          <w:bCs/>
+        </w:rPr>
+        <w:t>Certificate(</w:t>
+      </w:r>
+      <w:proofErr w:type="gramEnd"/>
+      <w:r>
+        <w:rPr>
+          <w:rFonts w:ascii="Arial" w:eastAsia="Times New Roman" w:hAnsi="Arial" w:cs="Arial"/>
+          <w:bCs/>
+        </w:rPr>
+        <w:t>or its equivalent certificate)/Court Decree</w:t>
+      </w:r>
+      <w:r>
+        <w:rPr>
+          <w:rFonts w:ascii="Arial" w:eastAsia="Times New Roman" w:hAnsi="Arial" w:cs="Arial"/>
+        </w:rPr>
+        <w:t xml:space="preserve"> dated</w:t>
+      </w:r>
+      <w:r>
+        <w:rPr>
+          <w:rFonts w:ascii="Arial" w:eastAsia="Times New Roman" w:hAnsi="Arial" w:cs="Arial"/>
+        </w:rPr>
+        <w:t xml:space="preserve">  </w:t>
+      </w:r>
+      <w:r>
+        <w:rPr>
+          <w:rFonts w:ascii="Arial" w:eastAsia="Times New Roman" w:hAnsi="Arial" w:cs="Arial"/>
+        </w:rPr>
+        <w:t xml:space="preserve"> </w:t>
+      </w:r>
+      <w:r>
+        <w:rPr>
+          <w:rFonts w:ascii="Helvetica" w:hAnsi="Helvetica" w:cs="Helvetica"/>
+          <w:b/>
+          <w:sz w:val="20"/>
+          <w:szCs w:val="20"/>
+          <w:shd w:val="clear" w:color="auto" w:fill="FFFFFF"/>
+        </w:rPr>
+        <w:t>[Date of Issue]</w:t>
+      </w:r>
+      <w:r>
+        <w:rPr>
+          <w:rFonts w:ascii="Arial" w:eastAsia="Times New Roman" w:hAnsi="Arial" w:cs="Arial"/>
+        </w:rPr>
+        <w:t xml:space="preserve"> </w:t>
+      </w:r>
+      <w:r>
+        <w:rPr>
+          <w:rFonts w:ascii="Arial" w:eastAsia="Times New Roman" w:hAnsi="Arial" w:cs="Arial"/>
+        </w:rPr>
+        <w:t xml:space="preserve">  </w:t>
+      </w:r>
+      <w:r>
+        <w:rPr>
+          <w:rFonts w:ascii="Arial" w:eastAsia="Times New Roman" w:hAnsi="Arial" w:cs="Arial"/>
+        </w:rPr>
+        <w:t xml:space="preserve">/ according to the Law of Intestate Succession by which he/she was governed at the time of his/her death and without registering any nominee. *  </w:t>
+      </w:r>
+    </w:p>
+    <w:p>
+      <w:pPr>
+        <w:spacing w:after="0" w:line="240" w:lineRule="auto"/>
+        <w:ind w:left="674" w:right="203" w:hanging="10"/>
+        <w:jc w:val="center"/>
+        <w:rPr>
+          <w:rFonts w:ascii="Arial" w:hAnsi="Arial" w:cs="Arial"/>
+          <w:b/>
+        </w:rPr>
+      </w:pPr>
+      <w:r>
+        <w:rPr>
+          <w:rFonts w:ascii="Arial" w:eastAsia="Times New Roman" w:hAnsi="Arial" w:cs="Arial"/>
+          <w:b/>
+        </w:rPr>
+        <w:t>OR</w:t>
+      </w:r>
+    </w:p>
+    <w:p>
+      <w:pPr>
+        <w:numPr>
+          <w:ilvl w:val="0"/>
+          <w:numId w:val="15"/>
+        </w:numPr>
+        <w:spacing w:after="0" w:line="240" w:lineRule="auto"/>
+        <w:ind w:left="0" w:right="203"/>
+        <w:jc w:val="both"/>
+        <w:rPr>
+          <w:rFonts w:ascii="Arial" w:hAnsi="Arial" w:cs="Arial"/>
+        </w:rPr>
+      </w:pPr>
+      <w:r>
+        <w:rPr>
+          <w:rFonts w:ascii="Arial" w:eastAsia="Times New Roman" w:hAnsi="Arial" w:cs="Arial"/>
+        </w:rPr>
+        <w:t xml:space="preserve">That the aforesaid deceased holder died leaving behind the following persons as the legatees as per the Will/ Probated Will/ Letter of Administration dated ________ and without registering any nominee. *  </w:t>
+      </w:r>
+    </w:p>
+    <w:p>
+      <w:pPr>
+        <w:spacing w:after="20" w:line="240" w:lineRule="auto"/>
+        <w:ind w:left="679"/>
+        <w:jc w:val="both"/>
+        <w:rPr>
+          <w:rFonts w:ascii="Arial" w:hAnsi="Arial" w:cs="Arial"/>
+          <w:sz w:val="24"/>
+          <w:szCs w:val="24"/>
+        </w:rPr>
+      </w:pPr>
+    </w:p>
+    <w:p>
+      <w:pPr>
+        <w:spacing w:after="0" w:line="240" w:lineRule="auto"/>
+        <w:ind w:right="17"/>
+        <w:jc w:val="both"/>
+        <w:rPr>
+          <w:rFonts w:ascii="Arial" w:eastAsia="Times New Roman" w:hAnsi="Arial" w:cs="Arial"/>
+        </w:rPr>
+      </w:pPr>
+      <w:r>
+        <w:rPr>
+          <w:rFonts w:ascii="Arial" w:eastAsia="Times New Roman" w:hAnsi="Arial" w:cs="Arial"/>
+        </w:rPr>
+        <w:t xml:space="preserve">A copy of the </w:t>
+      </w:r>
+      <w:r>
+        <w:rPr>
+          <w:rFonts w:ascii="Arial" w:eastAsia="Times New Roman" w:hAnsi="Arial" w:cs="Arial"/>
+          <w:b/>
+        </w:rPr>
+        <w:t xml:space="preserve">Succession Certificate*/ Probate of Will*/ Will*/ Letter of Administration*/ Legal Heirship Certificate*(or its equivalent </w:t>
+      </w:r>
+      <w:proofErr w:type="gramStart"/>
+      <w:r>
+        <w:rPr>
+          <w:rFonts w:ascii="Arial" w:eastAsia="Times New Roman" w:hAnsi="Arial" w:cs="Arial"/>
+          <w:b/>
+        </w:rPr>
+        <w:t>certificate)*</w:t>
+      </w:r>
+      <w:proofErr w:type="gramEnd"/>
+      <w:r>
+        <w:rPr>
+          <w:rFonts w:ascii="Arial" w:eastAsia="Times New Roman" w:hAnsi="Arial" w:cs="Arial"/>
+          <w:b/>
+        </w:rPr>
+        <w:t>/ Court Decree*</w:t>
+      </w:r>
+      <w:r>
+        <w:rPr>
+          <w:rFonts w:ascii="Arial" w:eastAsia="Times New Roman" w:hAnsi="Arial" w:cs="Arial"/>
+        </w:rPr>
+        <w:t xml:space="preserve"> is attached herewith. </w:t>
+      </w:r>
+      <w:r>
+        <w:rPr>
+          <w:rFonts w:ascii="Arial" w:eastAsia="Times New Roman" w:hAnsi="Arial" w:cs="Arial"/>
+          <w:color w:val="A6A6A6"/>
+        </w:rPr>
+        <w:t>__________________________________________________________________________</w:t>
+      </w:r>
+    </w:p>
+    <w:p>
+      <w:pPr>
+        <w:spacing w:after="1" w:line="240" w:lineRule="auto"/>
+        <w:ind w:hanging="10"/>
+        <w:jc w:val="center"/>
+        <w:rPr>
+          <w:rFonts w:ascii="Arial" w:eastAsia="Times New Roman" w:hAnsi="Arial" w:cs="Arial"/>
+          <w:sz w:val="18"/>
+          <w:szCs w:val="18"/>
+        </w:rPr>
+      </w:pPr>
+      <w:r>
+        <w:rPr>
+          <w:rFonts w:ascii="Arial" w:eastAsia="Times New Roman" w:hAnsi="Arial" w:cs="Arial"/>
+          <w:b/>
+          <w:bCs/>
+          <w:sz w:val="18"/>
+          <w:szCs w:val="18"/>
+        </w:rPr>
+        <w:t>Joint affidavit may be accepted in cases where the security holders have the same address</w:t>
+      </w:r>
+      <w:r>
+        <w:rPr>
+          <w:rFonts w:ascii="Arial" w:eastAsia="Times New Roman" w:hAnsi="Arial" w:cs="Arial"/>
+          <w:sz w:val="18"/>
+          <w:szCs w:val="18"/>
+        </w:rPr>
+        <w:t>.</w:t>
+      </w:r>
+    </w:p>
+    <w:p>
+      <w:pPr>
+        <w:spacing w:after="0" w:line="240" w:lineRule="auto"/>
+        <w:ind w:right="17"/>
+        <w:jc w:val="both"/>
+        <w:rPr>
+          <w:rFonts w:ascii="Arial" w:hAnsi="Arial" w:cs="Arial"/>
+        </w:rPr>
+      </w:pPr>
+    </w:p>
+    <w:tbl>
+      <w:tblPr>
+        <w:tblStyle w:val="TableGrid0"/>
+        <w:tblW w:w="9517" w:type="dxa"/>
+        <w:tblInd w:w="-6" w:type="dxa"/>
+        <w:tblBorders>
+          <w:top w:val="single" w:sz="4" w:space="0" w:color="auto"/>
+          <w:left w:val="single" w:sz="4" w:space="0" w:color="auto"/>
+          <w:bottom w:val="single" w:sz="4" w:space="0" w:color="auto"/>
+          <w:right w:val="single" w:sz="4" w:space="0" w:color="auto"/>
+          <w:insideH w:val="single" w:sz="4" w:space="0" w:color="auto"/>
+          <w:insideV w:val="single" w:sz="4" w:space="0" w:color="auto"/>
+        </w:tblBorders>
+        <w:tblCellMar>
+          <w:top w:w="14" w:type="dxa"/>
+          <w:right w:w="115" w:type="dxa"/>
+        </w:tblCellMar>
+        <w:tblLook w:val="04A0" w:firstRow="1" w:lastRow="0" w:firstColumn="1" w:lastColumn="0" w:noHBand="0" w:noVBand="1"/>
+      </w:tblPr>
+      <w:tblGrid>
+        <w:gridCol w:w="3262"/>
+        <w:gridCol w:w="3543"/>
+        <w:gridCol w:w="993"/>
+        <w:gridCol w:w="1719"/>
+      </w:tblGrid>
+      <w:tr>
+        <w:trPr>
+          <w:trHeight w:val="444"/>
+        </w:trPr>
+        <w:tc>
+          <w:tcPr>
+            <w:tcW w:w="3262" w:type="dxa"/>
+          </w:tcPr>
+          <w:p>
+            <w:pPr>
+              <w:rPr>
+                <w:rFonts w:ascii="Arial" w:hAnsi="Arial" w:cs="Arial"/>
+                <w:sz w:val="24"/>
+                <w:szCs w:val="24"/>
+              </w:rPr>
+            </w:pPr>
+            <w:r>
+              <w:rPr>
+                <w:rFonts w:ascii="Arial" w:eastAsia="Times New Roman" w:hAnsi="Arial" w:cs="Arial"/>
+                <w:b/>
+                <w:sz w:val="24"/>
+                <w:szCs w:val="24"/>
+              </w:rPr>
+              <w:t xml:space="preserve">Name of the Legal Heir(s) </w:t>
+            </w:r>
+          </w:p>
+          <w:p>
+            <w:pPr>
+              <w:ind w:left="8"/>
+              <w:rPr>
+                <w:rFonts w:ascii="Arial" w:eastAsia="Times New Roman" w:hAnsi="Arial" w:cs="Arial"/>
+                <w:sz w:val="24"/>
+                <w:szCs w:val="24"/>
+              </w:rPr>
+            </w:pPr>
+          </w:p>
+          <w:p>
+            <w:pPr>
+              <w:rPr>
+                <w:rFonts w:ascii="Arial" w:hAnsi="Arial" w:cs="Arial"/>
+                <w:sz w:val="24"/>
+                <w:szCs w:val="24"/>
+              </w:rPr>
+            </w:pPr>
+          </w:p>
+        </w:tc>
+        <w:tc>
+          <w:tcPr>
+            <w:tcW w:w="3543" w:type="dxa"/>
+          </w:tcPr>
+          <w:p>
+            <w:pPr>
+              <w:ind w:right="315"/>
+              <w:jc w:val="center"/>
+              <w:rPr>
+                <w:rFonts w:ascii="Arial" w:hAnsi="Arial" w:cs="Arial"/>
+                <w:sz w:val="24"/>
+                <w:szCs w:val="24"/>
+              </w:rPr>
+            </w:pPr>
+            <w:r>
+              <w:rPr>
+                <w:rFonts w:ascii="Arial" w:eastAsia="Times New Roman" w:hAnsi="Arial" w:cs="Arial"/>
+                <w:b/>
+                <w:sz w:val="24"/>
+                <w:szCs w:val="24"/>
+              </w:rPr>
+              <w:t>Address and contact details</w:t>
+            </w:r>
+          </w:p>
+        </w:tc>
+        <w:tc>
+          <w:tcPr>
+            <w:tcW w:w="993" w:type="dxa"/>
+          </w:tcPr>
+          <w:p>
+            <w:pPr>
+              <w:ind w:left="66"/>
+              <w:rPr>
+                <w:rFonts w:ascii="Arial" w:hAnsi="Arial" w:cs="Arial"/>
+                <w:sz w:val="24"/>
+                <w:szCs w:val="24"/>
+              </w:rPr>
+            </w:pPr>
+            <w:r>
+              <w:rPr>
+                <w:rFonts w:ascii="Arial" w:eastAsia="Times New Roman" w:hAnsi="Arial" w:cs="Arial"/>
+                <w:b/>
+                <w:sz w:val="24"/>
+                <w:szCs w:val="24"/>
+              </w:rPr>
+              <w:t xml:space="preserve">Age </w:t>
+            </w:r>
+          </w:p>
+        </w:tc>
+        <w:tc>
+          <w:tcPr>
+            <w:tcW w:w="1719" w:type="dxa"/>
+          </w:tcPr>
+          <w:p>
+            <w:pPr>
+              <w:ind w:left="80" w:right="137"/>
+              <w:rPr>
+                <w:rFonts w:ascii="Arial" w:hAnsi="Arial" w:cs="Arial"/>
+                <w:sz w:val="24"/>
+                <w:szCs w:val="24"/>
+              </w:rPr>
+            </w:pPr>
+            <w:r>
+              <w:rPr>
+                <w:rFonts w:ascii="Arial" w:eastAsia="Times New Roman" w:hAnsi="Arial" w:cs="Arial"/>
+                <w:b/>
+                <w:sz w:val="24"/>
+                <w:szCs w:val="24"/>
+              </w:rPr>
+              <w:t xml:space="preserve">Relation with  the Deceased </w:t>
+            </w:r>
+          </w:p>
+        </w:tc>
+      </w:tr>
+      <w:tr>
+        <w:trPr>
+          <w:trHeight w:val="444"/>
+        </w:trPr>
+        <w:tc>
+          <w:tcPr>
+            <w:tcW w:w="3262" w:type="dxa"/>
+          </w:tcPr>
+          <w:p>
+            <w:pPr>
+              <w:rPr>
+                <w:rFonts w:ascii="Arial" w:eastAsia="Times New Roman" w:hAnsi="Arial" w:cs="Arial"/>
+                <w:b/>
+              </w:rPr>
+            </w:pPr>
+            <w:r>
+              <w:rPr>
+                <w:rFonts w:ascii="Arial" w:hAnsi="Arial" w:cs="Arial"/>
+                <w:b/>
+              </w:rPr>
+              <w:t>1)[Name as per Aadhar C1]</w:t>
+            </w:r>
+          </w:p>
+        </w:tc>
+        <w:tc>
+          <w:tcPr>
+            <w:tcW w:w="3543" w:type="dxa"/>
+          </w:tcPr>
+          <w:p>
+            <w:pPr>
+              <w:ind w:right="315"/>
+              <w:rPr>
+                <w:rFonts w:ascii="Arial" w:hAnsi="Arial" w:cs="Arial"/>
+                <w:b/>
+                <w:shd w:val="clear" w:color="auto" w:fill="FFFFFF"/>
+              </w:rPr>
+            </w:pPr>
+            <w:r>
+              <w:rPr>
+                <w:rFonts w:ascii="Arial" w:hAnsi="Arial" w:cs="Arial"/>
+                <w:b/>
+                <w:shd w:val="clear" w:color="auto" w:fill="FFFFFF"/>
+              </w:rPr>
+              <w:t>[Address Contact C1]</w:t>
+            </w:r>
+          </w:p>
+          <w:p>
+            <w:pPr>
+              <w:ind w:right="315"/>
+              <w:rPr>
+                <w:rFonts w:ascii="Arial" w:eastAsia="Times New Roman" w:hAnsi="Arial" w:cs="Arial"/>
+                <w:b/>
+              </w:rPr>
+            </w:pPr>
+            <w:r>
+              <w:rPr>
+                <w:rFonts w:ascii="Arial" w:hAnsi="Arial" w:cs="Arial"/>
+                <w:b/>
+                <w:shd w:val="clear" w:color="auto" w:fill="FFFFFF"/>
+              </w:rPr>
+              <w:t/>
+            </w:r>
+          </w:p>
+        </w:tc>
+        <w:tc>
+          <w:tcPr>
+            <w:tcW w:w="993" w:type="dxa"/>
+          </w:tcPr>
+          <w:p>
+            <w:pPr>
+              <w:ind w:left="66"/>
+              <w:rPr>
+                <w:rFonts w:ascii="Arial" w:eastAsia="Times New Roman" w:hAnsi="Arial" w:cs="Arial"/>
+                <w:b/>
+              </w:rPr>
+            </w:pPr>
+            <w:r>
+              <w:rPr>
+                <w:rFonts w:ascii="Arial" w:hAnsi="Arial" w:cs="Arial"/>
+                <w:b/>
+                <w:shd w:val="clear" w:color="auto" w:fill="FFFFFF"/>
+              </w:rPr>
+              <w:t>[Age C1]</w:t>
+            </w:r>
+          </w:p>
+        </w:tc>
+        <w:tc>
+          <w:tcPr>
+            <w:tcW w:w="1719" w:type="dxa"/>
+          </w:tcPr>
+          <w:p>
+            <w:pPr>
+              <w:ind w:left="80" w:right="137"/>
+              <w:rPr>
+                <w:rFonts w:ascii="Arial" w:eastAsia="Times New Roman" w:hAnsi="Arial" w:cs="Arial"/>
+                <w:b/>
+              </w:rPr>
+            </w:pPr>
+            <w:r>
+              <w:rPr>
+                <w:rFonts w:ascii="Arial" w:hAnsi="Arial" w:cs="Arial"/>
+                <w:b/>
+                <w:shd w:val="clear" w:color="auto" w:fill="FFFFFF"/>
+              </w:rPr>
+              <w:t>[Deceased Relation C1]</w:t>
+            </w:r>
+          </w:p>
+        </w:tc>
+      </w:tr>
+      <w:tr>
+        <w:trPr>
+          <w:trHeight w:val="444"/>
+        </w:trPr>
+        <w:tc>
+          <w:tcPr>
+            <w:tcW w:w="3262" w:type="dxa"/>
+          </w:tcPr>
+          <w:p>
+            <w:pPr>
+              <w:rPr>
+                <w:rFonts w:ascii="Arial" w:eastAsia="Times New Roman" w:hAnsi="Arial" w:cs="Arial"/>
+                <w:b/>
+              </w:rPr>
+            </w:pPr>
+            <w:r>
+              <w:rPr>
+                <w:rFonts w:ascii="Arial" w:eastAsia="Times New Roman" w:hAnsi="Arial" w:cs="Arial"/>
+                <w:b/>
+              </w:rPr>
+              <w:t xml:space="preserve">2) </w:t>
+            </w:r>
+            <w:r>
+              <w:rPr>
+                <w:rFonts w:ascii="Arial" w:hAnsi="Arial" w:cs="Arial"/>
+                <w:b/>
+              </w:rPr>
+              <w:t>[Name as per Aadhar C2</w:t>
+            </w:r>
+            <w:r>
+              <w:rPr>
+                <w:rFonts w:ascii="Arial" w:hAnsi="Arial" w:cs="Arial"/>
+                <w:b/>
+              </w:rPr>
+              <w:t>]</w:t>
+            </w:r>
+          </w:p>
+        </w:tc>
+        <w:tc>
+          <w:tcPr>
+            <w:tcW w:w="3543" w:type="dxa"/>
+          </w:tcPr>
+          <w:p>
+            <w:pPr>
+              <w:ind w:right="315"/>
+              <w:rPr>
+                <w:rFonts w:ascii="Arial" w:hAnsi="Arial" w:cs="Arial"/>
+                <w:b/>
+                <w:shd w:val="clear" w:color="auto" w:fill="FFFFFF"/>
+              </w:rPr>
+            </w:pPr>
+            <w:r>
+              <w:rPr>
+                <w:rFonts w:ascii="Arial" w:hAnsi="Arial" w:cs="Arial"/>
+                <w:b/>
+                <w:shd w:val="clear" w:color="auto" w:fill="FFFFFF"/>
+              </w:rPr>
+              <w:t>[Address Contact C2]</w:t>
+            </w:r>
+          </w:p>
+          <w:p>
+            <w:pPr>
+              <w:ind w:right="315"/>
+              <w:rPr>
+                <w:rFonts w:ascii="Arial" w:hAnsi="Arial" w:cs="Arial"/>
+                <w:b/>
+                <w:shd w:val="clear" w:color="auto" w:fill="FFFFFF"/>
+              </w:rPr>
+            </w:pPr>
+            <w:r>
+              <w:rPr>
+                <w:rFonts w:ascii="Arial" w:hAnsi="Arial" w:cs="Arial"/>
+                <w:b/>
+                <w:shd w:val="clear" w:color="auto" w:fill="FFFFFF"/>
+              </w:rPr>
+              <w:t/>
+            </w:r>
+          </w:p>
+          <w:p>
+            <w:pPr>
+              <w:ind w:right="315"/>
+              <w:rPr>
+                <w:rFonts w:ascii="Arial" w:eastAsia="Times New Roman" w:hAnsi="Arial" w:cs="Arial"/>
+              </w:rPr>
+            </w:pPr>
+          </w:p>
+        </w:tc>
+        <w:tc>
+          <w:tcPr>
+            <w:tcW w:w="993" w:type="dxa"/>
+          </w:tcPr>
+          <w:p>
+            <w:pPr>
+              <w:ind w:left="66"/>
+              <w:rPr>
+                <w:rFonts w:ascii="Arial" w:eastAsia="Times New Roman" w:hAnsi="Arial" w:cs="Arial"/>
+                <w:b/>
+              </w:rPr>
+            </w:pPr>
+            <w:r>
+              <w:rPr>
+                <w:rFonts w:ascii="Arial" w:hAnsi="Arial" w:cs="Arial"/>
+                <w:b/>
+                <w:shd w:val="clear" w:color="auto" w:fill="FFFFFF"/>
+              </w:rPr>
+              <w:t>[Age C2]</w:t>
+            </w:r>
+          </w:p>
+        </w:tc>
+        <w:tc>
+          <w:tcPr>
+            <w:tcW w:w="1719" w:type="dxa"/>
+          </w:tcPr>
+          <w:p>
+            <w:pPr>
+              <w:ind w:left="80" w:right="137"/>
+              <w:rPr>
+                <w:rFonts w:ascii="Arial" w:eastAsia="Times New Roman" w:hAnsi="Arial" w:cs="Arial"/>
+                <w:b/>
+              </w:rPr>
+            </w:pPr>
+            <w:r>
+              <w:rPr>
+                <w:rFonts w:ascii="Arial" w:hAnsi="Arial" w:cs="Arial"/>
+                <w:b/>
+                <w:shd w:val="clear" w:color="auto" w:fill="FFFFFF"/>
+              </w:rPr>
+              <w:t>[Deceased Relation C2]</w:t>
+            </w:r>
+          </w:p>
+        </w:tc>
+      </w:tr>
+      <w:tr>
+        <w:trPr>
+          <w:trHeight w:val="444"/>
+        </w:trPr>
+        <w:tc>
+          <w:tcPr>
+            <w:tcW w:w="3262" w:type="dxa"/>
+          </w:tcPr>
+          <w:p>
+            <w:pPr>
+              <w:rPr>
+                <w:rFonts w:ascii="Arial" w:eastAsia="Times New Roman" w:hAnsi="Arial" w:cs="Arial"/>
+                <w:b/>
+              </w:rPr>
+            </w:pPr>
+            <w:r>
+              <w:rPr>
+                <w:rFonts w:ascii="Arial" w:eastAsia="Times New Roman" w:hAnsi="Arial" w:cs="Arial"/>
+                <w:b/>
+              </w:rPr>
+              <w:t>3)</w:t>
+            </w:r>
+            <w:r>
+              <w:rPr>
+                <w:rFonts w:ascii="Arial" w:hAnsi="Arial" w:cs="Arial"/>
+                <w:b/>
+              </w:rPr>
+              <w:t xml:space="preserve"> [Name as per Aadhar C</w:t>
+            </w:r>
+            <w:r>
+              <w:rPr>
+                <w:rFonts w:ascii="Arial" w:hAnsi="Arial" w:cs="Arial"/>
+                <w:b/>
+              </w:rPr>
+              <w:t>3</w:t>
+            </w:r>
+            <w:r>
+              <w:rPr>
+                <w:rFonts w:ascii="Arial" w:hAnsi="Arial" w:cs="Arial"/>
+                <w:b/>
+              </w:rPr>
+              <w:t>]</w:t>
+            </w:r>
+          </w:p>
+        </w:tc>
+        <w:tc>
+          <w:tcPr>
+            <w:tcW w:w="3543" w:type="dxa"/>
+          </w:tcPr>
+          <w:p>
+            <w:pPr>
+              <w:ind w:right="315"/>
+              <w:rPr>
+                <w:rFonts w:ascii="Arial" w:hAnsi="Arial" w:cs="Arial"/>
+                <w:b/>
+                <w:shd w:val="clear" w:color="auto" w:fill="FFFFFF"/>
+              </w:rPr>
+            </w:pPr>
+            <w:r>
+              <w:rPr>
+                <w:rFonts w:ascii="Arial" w:hAnsi="Arial" w:cs="Arial"/>
+                <w:b/>
+                <w:shd w:val="clear" w:color="auto" w:fill="FFFFFF"/>
+              </w:rPr>
+              <w:t>[Address Contact C3]</w:t>
+            </w:r>
+          </w:p>
+          <w:p>
+            <w:pPr>
+              <w:ind w:right="315"/>
+              <w:rPr>
+                <w:rFonts w:ascii="Arial" w:eastAsia="Times New Roman" w:hAnsi="Arial" w:cs="Arial"/>
+                <w:b/>
+              </w:rPr>
+            </w:pPr>
+            <w:r>
+              <w:rPr>
+                <w:rFonts w:ascii="Arial" w:hAnsi="Arial" w:cs="Arial"/>
+                <w:b/>
+                <w:shd w:val="clear" w:color="auto" w:fill="FFFFFF"/>
+              </w:rPr>
+              <w:t/>
+            </w:r>
+          </w:p>
+        </w:tc>
+        <w:tc>
+          <w:tcPr>
+            <w:tcW w:w="993" w:type="dxa"/>
+          </w:tcPr>
+          <w:p>
+            <w:pPr>
+              <w:ind w:left="66"/>
+              <w:rPr>
+                <w:rFonts w:ascii="Arial" w:eastAsia="Times New Roman" w:hAnsi="Arial" w:cs="Arial"/>
+                <w:b/>
+              </w:rPr>
+            </w:pPr>
+            <w:r>
+              <w:rPr>
+                <w:rFonts w:ascii="Arial" w:hAnsi="Arial" w:cs="Arial"/>
+                <w:b/>
+                <w:shd w:val="clear" w:color="auto" w:fill="FFFFFF"/>
+              </w:rPr>
+              <w:t>[Age C3]</w:t>
+            </w:r>
+          </w:p>
+        </w:tc>
+        <w:tc>
+          <w:tcPr>
+            <w:tcW w:w="1719" w:type="dxa"/>
+          </w:tcPr>
+          <w:p>
+            <w:pPr>
+              <w:ind w:left="80" w:right="137"/>
+              <w:rPr>
+                <w:rFonts w:ascii="Arial" w:eastAsia="Times New Roman" w:hAnsi="Arial" w:cs="Arial"/>
+                <w:b/>
+              </w:rPr>
+            </w:pPr>
+            <w:r>
+              <w:rPr>
+                <w:rFonts w:ascii="Arial" w:hAnsi="Arial" w:cs="Arial"/>
+                <w:b/>
+                <w:shd w:val="clear" w:color="auto" w:fill="FFFFFF"/>
+              </w:rPr>
+              <w:t>[Deceased Relation C3]</w:t>
+            </w:r>
+          </w:p>
+        </w:tc>
+      </w:tr>
+      <w:tr>
+        <w:trPr>
+          <w:trHeight w:val="660"/>
+        </w:trPr>
+        <w:tc>
+          <w:tcPr>
+            <w:tcW w:w="3262" w:type="dxa"/>
+          </w:tcPr>
+          <w:p>
+            <w:pPr>
+              <w:ind w:left="8"/>
+              <w:rPr>
+                <w:rFonts w:ascii="Arial" w:eastAsia="Times New Roman" w:hAnsi="Arial" w:cs="Arial"/>
+                <w:b/>
+              </w:rPr>
+            </w:pPr>
+          </w:p>
+          <w:p>
+            <w:pPr>
+              <w:ind w:left="8"/>
+              <w:rPr>
+                <w:rFonts w:ascii="Arial" w:hAnsi="Arial" w:cs="Arial"/>
+                <w:b/>
+              </w:rPr>
+            </w:pPr>
+            <w:r>
+              <w:rPr>
+                <w:rFonts w:ascii="Arial" w:eastAsia="Times New Roman" w:hAnsi="Arial" w:cs="Arial"/>
+                <w:b/>
+              </w:rPr>
+              <w:t xml:space="preserve">4) </w:t>
+            </w:r>
+            <w:r>
+              <w:rPr>
+                <w:rFonts w:ascii="Arial" w:hAnsi="Arial" w:cs="Arial"/>
+                <w:b/>
+                <w:shd w:val="clear" w:color="auto" w:fill="FFFFFF"/>
+              </w:rPr>
+              <w:t>[Name as per Aadhar LH1]</w:t>
+            </w:r>
+          </w:p>
+          <w:p>
+            <w:pPr>
+              <w:rPr>
+                <w:rFonts w:ascii="Arial" w:hAnsi="Arial" w:cs="Arial"/>
+                <w:b/>
+              </w:rPr>
+            </w:pPr>
+          </w:p>
+        </w:tc>
+        <w:tc>
+          <w:tcPr>
+            <w:tcW w:w="3543" w:type="dxa"/>
+          </w:tcPr>
+          <w:p>
+            <w:pPr>
+              <w:ind w:left="8"/>
+              <w:rPr>
+                <w:rFonts w:ascii="Arial" w:hAnsi="Arial" w:cs="Arial"/>
+                <w:b/>
+                <w:shd w:val="clear" w:color="auto" w:fill="FFFFFF"/>
+              </w:rPr>
+            </w:pPr>
+            <w:r>
+              <w:rPr>
+                <w:rFonts w:ascii="Arial" w:hAnsi="Arial" w:cs="Arial"/>
+                <w:b/>
+                <w:shd w:val="clear" w:color="auto" w:fill="FFFFFF"/>
+              </w:rPr>
+              <w:t>[Address Contact LH1]</w:t>
+            </w:r>
+          </w:p>
+          <w:p>
+            <w:pPr>
+              <w:ind w:left="8"/>
+              <w:rPr>
+                <w:rFonts w:ascii="Arial" w:hAnsi="Arial" w:cs="Arial"/>
+                <w:b/>
+              </w:rPr>
+            </w:pPr>
+            <w:r>
+              <w:rPr>
+                <w:rFonts w:ascii="Arial" w:hAnsi="Arial" w:cs="Arial"/>
+                <w:b/>
+                <w:shd w:val="clear" w:color="auto" w:fill="FFFFFF"/>
+              </w:rPr>
+              <w:t/>
+            </w:r>
+          </w:p>
+          <w:p>
+            <w:pPr>
+              <w:rPr>
+                <w:rFonts w:ascii="Arial" w:hAnsi="Arial" w:cs="Arial"/>
+                <w:b/>
+              </w:rPr>
+            </w:pPr>
+          </w:p>
+        </w:tc>
+        <w:tc>
+          <w:tcPr>
+            <w:tcW w:w="993" w:type="dxa"/>
+          </w:tcPr>
+          <w:p>
+            <w:pPr>
+              <w:ind w:left="8"/>
+              <w:rPr>
+                <w:rFonts w:ascii="Arial" w:hAnsi="Arial" w:cs="Arial"/>
+                <w:b/>
+              </w:rPr>
+            </w:pPr>
+            <w:r>
+              <w:rPr>
+                <w:rFonts w:ascii="Arial" w:hAnsi="Arial" w:cs="Arial"/>
+                <w:b/>
+                <w:shd w:val="clear" w:color="auto" w:fill="FFFFFF"/>
+              </w:rPr>
+              <w:t>[Age LH1]</w:t>
+            </w:r>
+          </w:p>
+        </w:tc>
+        <w:tc>
+          <w:tcPr>
+            <w:tcW w:w="1719" w:type="dxa"/>
+          </w:tcPr>
+          <w:p>
+            <w:pPr>
+              <w:ind w:left="8"/>
+              <w:rPr>
+                <w:rFonts w:ascii="Arial" w:hAnsi="Arial" w:cs="Arial"/>
+                <w:b/>
+              </w:rPr>
+            </w:pPr>
+            <w:r>
+              <w:rPr>
+                <w:rFonts w:ascii="Arial" w:hAnsi="Arial" w:cs="Arial"/>
+                <w:b/>
+                <w:shd w:val="clear" w:color="auto" w:fill="FFFFFF"/>
+              </w:rPr>
+              <w:t>[Relation LH1]</w:t>
+            </w:r>
+          </w:p>
+        </w:tc>
+      </w:tr>
+      <w:tr>
+        <w:trPr>
+          <w:trHeight w:val="800"/>
+        </w:trPr>
+        <w:tc>
+          <w:tcPr>
+            <w:tcW w:w="3262" w:type="dxa"/>
+          </w:tcPr>
+          <w:p>
+            <w:pPr>
+              <w:ind w:left="8"/>
+              <w:rPr>
+                <w:rFonts w:ascii="Arial" w:eastAsia="Times New Roman" w:hAnsi="Arial" w:cs="Arial"/>
+                <w:b/>
+              </w:rPr>
+            </w:pPr>
+          </w:p>
+          <w:p>
+            <w:pPr>
+              <w:ind w:left="8"/>
+              <w:rPr>
+                <w:rFonts w:ascii="Arial" w:hAnsi="Arial" w:cs="Arial"/>
+                <w:b/>
+              </w:rPr>
+            </w:pPr>
+            <w:r>
+              <w:rPr>
+                <w:rFonts w:ascii="Arial" w:eastAsia="Times New Roman" w:hAnsi="Arial" w:cs="Arial"/>
+                <w:b/>
+              </w:rPr>
+              <w:t>5</w:t>
+            </w:r>
+            <w:r>
+              <w:rPr>
+                <w:rFonts w:ascii="Arial" w:eastAsia="Times New Roman" w:hAnsi="Arial" w:cs="Arial"/>
+                <w:b/>
+              </w:rPr>
+              <w:t xml:space="preserve">) </w:t>
+            </w:r>
+            <w:r>
+              <w:rPr>
+                <w:rFonts w:ascii="Arial" w:hAnsi="Arial" w:cs="Arial"/>
+                <w:b/>
+                <w:shd w:val="clear" w:color="auto" w:fill="FFFFFF"/>
+              </w:rPr>
+              <w:t>[Name as per Aadhar LH2]</w:t>
+            </w:r>
+          </w:p>
+        </w:tc>
+        <w:tc>
+          <w:tcPr>
+            <w:tcW w:w="3543" w:type="dxa"/>
+          </w:tcPr>
+          <w:p>
+            <w:pPr>
+              <w:ind w:left="8"/>
+              <w:rPr>
+                <w:rFonts w:ascii="Arial" w:hAnsi="Arial" w:cs="Arial"/>
+                <w:b/>
+                <w:shd w:val="clear" w:color="auto" w:fill="FFFFFF"/>
+              </w:rPr>
+            </w:pPr>
+            <w:r>
+              <w:rPr>
+                <w:rFonts w:ascii="Arial" w:hAnsi="Arial" w:cs="Arial"/>
+                <w:b/>
+                <w:shd w:val="clear" w:color="auto" w:fill="FFFFFF"/>
+              </w:rPr>
+              <w:t>[Address Contact LH2]</w:t>
+            </w:r>
+          </w:p>
+          <w:p>
+            <w:pPr>
+              <w:ind w:left="8"/>
+              <w:rPr>
+                <w:rFonts w:ascii="Arial" w:hAnsi="Arial" w:cs="Arial"/>
+                <w:b/>
+              </w:rPr>
+            </w:pPr>
+            <w:r>
+              <w:rPr>
+                <w:rFonts w:ascii="Arial" w:hAnsi="Arial" w:cs="Arial"/>
+                <w:b/>
+                <w:shd w:val="clear" w:color="auto" w:fill="FFFFFF"/>
+              </w:rPr>
+              <w:t/>
+            </w:r>
+          </w:p>
+        </w:tc>
+        <w:tc>
+          <w:tcPr>
+            <w:tcW w:w="993" w:type="dxa"/>
+          </w:tcPr>
+          <w:p>
+            <w:pPr>
+              <w:ind w:left="8"/>
+              <w:rPr>
+                <w:rFonts w:ascii="Arial" w:hAnsi="Arial" w:cs="Arial"/>
+                <w:b/>
+              </w:rPr>
+            </w:pPr>
+            <w:r>
+              <w:rPr>
+                <w:rFonts w:ascii="Arial" w:hAnsi="Arial" w:cs="Arial"/>
+                <w:b/>
+                <w:shd w:val="clear" w:color="auto" w:fill="FFFFFF"/>
+              </w:rPr>
+              <w:t>[Age LH2]</w:t>
+            </w:r>
+          </w:p>
+        </w:tc>
+        <w:tc>
+          <w:tcPr>
+            <w:tcW w:w="1719" w:type="dxa"/>
+          </w:tcPr>
+          <w:p>
+            <w:pPr>
+              <w:ind w:left="8"/>
+              <w:rPr>
+                <w:rFonts w:ascii="Arial" w:hAnsi="Arial" w:cs="Arial"/>
+                <w:b/>
+              </w:rPr>
+            </w:pPr>
+            <w:r>
+              <w:rPr>
+                <w:rFonts w:ascii="Arial" w:hAnsi="Arial" w:cs="Arial"/>
+                <w:b/>
+                <w:shd w:val="clear" w:color="auto" w:fill="FFFFFF"/>
+              </w:rPr>
+              <w:t>[Relation LH2]</w:t>
+            </w:r>
+          </w:p>
+        </w:tc>
+      </w:tr>
+      <w:tr>
+        <w:trPr>
+          <w:trHeight w:val="684"/>
+        </w:trPr>
+        <w:tc>
+          <w:tcPr>
+            <w:tcW w:w="3262" w:type="dxa"/>
+          </w:tcPr>
+          <w:p>
+            <w:pPr>
+              <w:rPr>
+                <w:rFonts w:ascii="Arial" w:eastAsia="Times New Roman" w:hAnsi="Arial" w:cs="Arial"/>
+                <w:b/>
+              </w:rPr>
+            </w:pPr>
+          </w:p>
+          <w:p>
+            <w:pPr>
+              <w:rPr>
+                <w:rFonts w:ascii="Arial" w:hAnsi="Arial" w:cs="Arial"/>
+                <w:b/>
+              </w:rPr>
+            </w:pPr>
+            <w:r>
+              <w:rPr>
+                <w:rFonts w:ascii="Arial" w:eastAsia="Times New Roman" w:hAnsi="Arial" w:cs="Arial"/>
+                <w:b/>
+              </w:rPr>
+              <w:t>6</w:t>
+            </w:r>
+            <w:r>
+              <w:rPr>
+                <w:rFonts w:ascii="Arial" w:eastAsia="Times New Roman" w:hAnsi="Arial" w:cs="Arial"/>
+                <w:b/>
+              </w:rPr>
+              <w:t xml:space="preserve">) </w:t>
+            </w:r>
+            <w:r>
+              <w:rPr>
+                <w:rFonts w:ascii="Arial" w:hAnsi="Arial" w:cs="Arial"/>
+                <w:b/>
+                <w:shd w:val="clear" w:color="auto" w:fill="FFFFFF"/>
+              </w:rPr>
+              <w:t>[Name as per Aadhar LH3]</w:t>
+            </w:r>
+          </w:p>
+        </w:tc>
+        <w:tc>
+          <w:tcPr>
+            <w:tcW w:w="3543" w:type="dxa"/>
+          </w:tcPr>
+          <w:p>
+            <w:pPr>
+              <w:rPr>
+                <w:rFonts w:ascii="Arial" w:hAnsi="Arial" w:cs="Arial"/>
+                <w:b/>
+                <w:shd w:val="clear" w:color="auto" w:fill="FFFFFF"/>
+              </w:rPr>
+            </w:pPr>
+            <w:r>
+              <w:rPr>
+                <w:rFonts w:ascii="Arial" w:hAnsi="Arial" w:cs="Arial"/>
+                <w:b/>
+                <w:shd w:val="clear" w:color="auto" w:fill="FFFFFF"/>
+              </w:rPr>
+              <w:t>[Address Contact LH3]</w:t>
+            </w:r>
+          </w:p>
+          <w:p>
+            <w:pPr>
+              <w:rPr>
+                <w:rFonts w:ascii="Arial" w:hAnsi="Arial" w:cs="Arial"/>
+                <w:b/>
+              </w:rPr>
+            </w:pPr>
+            <w:r>
+              <w:rPr>
+                <w:rFonts w:ascii="Arial" w:hAnsi="Arial" w:cs="Arial"/>
+                <w:b/>
+                <w:shd w:val="clear" w:color="auto" w:fill="FFFFFF"/>
+              </w:rPr>
+              <w:t/>
+            </w:r>
+          </w:p>
+        </w:tc>
+        <w:tc>
+          <w:tcPr>
+            <w:tcW w:w="993" w:type="dxa"/>
+          </w:tcPr>
+          <w:p>
+            <w:pPr>
+              <w:ind w:left="8"/>
+              <w:rPr>
+                <w:rFonts w:ascii="Arial" w:hAnsi="Arial" w:cs="Arial"/>
+                <w:b/>
+              </w:rPr>
+            </w:pPr>
+            <w:r>
+              <w:rPr>
+                <w:rFonts w:ascii="Arial" w:hAnsi="Arial" w:cs="Arial"/>
+                <w:b/>
+                <w:shd w:val="clear" w:color="auto" w:fill="FFFFFF"/>
+              </w:rPr>
+              <w:t>[Age LH3]</w:t>
+            </w:r>
+          </w:p>
+        </w:tc>
+        <w:tc>
+          <w:tcPr>
+            <w:tcW w:w="1719" w:type="dxa"/>
+          </w:tcPr>
+          <w:p>
+            <w:pPr>
+              <w:ind w:left="8"/>
+              <w:rPr>
+                <w:rFonts w:ascii="Arial" w:hAnsi="Arial" w:cs="Arial"/>
+                <w:b/>
+              </w:rPr>
+            </w:pPr>
+            <w:r>
+              <w:rPr>
+                <w:rFonts w:ascii="Arial" w:hAnsi="Arial" w:cs="Arial"/>
+                <w:b/>
+                <w:shd w:val="clear" w:color="auto" w:fill="FFFFFF"/>
+              </w:rPr>
+              <w:t>[Relation LH3]</w:t>
+            </w:r>
+          </w:p>
+        </w:tc>
+      </w:tr>
+      <w:tr>
+        <w:trPr>
+          <w:trHeight w:val="684"/>
+        </w:trPr>
+        <w:tc>
+          <w:tcPr>
+            <w:tcW w:w="3262" w:type="dxa"/>
+          </w:tcPr>
+          <w:p>
+            <w:pPr>
+              <w:rPr>
+                <w:rFonts w:ascii="Arial" w:eastAsia="Times New Roman" w:hAnsi="Arial" w:cs="Arial"/>
+                <w:b/>
+              </w:rPr>
+            </w:pPr>
+            <w:r>
+              <w:rPr>
+                <w:rFonts w:ascii="Arial" w:eastAsia="Times New Roman" w:hAnsi="Arial" w:cs="Arial"/>
+                <w:b/>
+              </w:rPr>
+              <w:br/>
+              <w:t>7</w:t>
+            </w:r>
+            <w:r>
+              <w:rPr>
+                <w:rFonts w:ascii="Arial" w:eastAsia="Times New Roman" w:hAnsi="Arial" w:cs="Arial"/>
+                <w:b/>
+              </w:rPr>
+              <w:t xml:space="preserve">) </w:t>
+            </w:r>
+            <w:r>
+              <w:rPr>
+                <w:rFonts w:ascii="Arial" w:hAnsi="Arial" w:cs="Arial"/>
+                <w:b/>
+                <w:shd w:val="clear" w:color="auto" w:fill="FFFFFF"/>
+              </w:rPr>
+              <w:t>[Name as per Aadhar LH4]</w:t>
+            </w:r>
+          </w:p>
+        </w:tc>
+        <w:tc>
+          <w:tcPr>
+            <w:tcW w:w="3543" w:type="dxa"/>
+          </w:tcPr>
+          <w:p>
+            <w:pPr>
+              <w:rPr>
+                <w:rFonts w:ascii="Arial" w:hAnsi="Arial" w:cs="Arial"/>
+                <w:b/>
+                <w:shd w:val="clear" w:color="auto" w:fill="FFFFFF"/>
+              </w:rPr>
+            </w:pPr>
+            <w:r>
+              <w:rPr>
+                <w:rFonts w:ascii="Arial" w:hAnsi="Arial" w:cs="Arial"/>
+                <w:b/>
+                <w:shd w:val="clear" w:color="auto" w:fill="FFFFFF"/>
+              </w:rPr>
+              <w:t>[Address Contact LH4]</w:t>
+            </w:r>
+          </w:p>
+          <w:p>
+            <w:pPr>
+              <w:rPr>
+                <w:rFonts w:ascii="Arial" w:hAnsi="Arial" w:cs="Arial"/>
+                <w:b/>
+              </w:rPr>
+            </w:pPr>
+            <w:r>
+              <w:rPr>
+                <w:rFonts w:ascii="Arial" w:hAnsi="Arial" w:cs="Arial"/>
+                <w:b/>
+                <w:shd w:val="clear" w:color="auto" w:fill="FFFFFF"/>
+              </w:rPr>
+              <w:t/>
+            </w:r>
+          </w:p>
+        </w:tc>
+        <w:tc>
+          <w:tcPr>
+            <w:tcW w:w="993" w:type="dxa"/>
+          </w:tcPr>
+          <w:p>
+            <w:pPr>
+              <w:ind w:left="8"/>
+              <w:rPr>
+                <w:rFonts w:ascii="Arial" w:hAnsi="Arial" w:cs="Arial"/>
+                <w:b/>
+              </w:rPr>
+            </w:pPr>
+            <w:r>
+              <w:rPr>
+                <w:rFonts w:ascii="Arial" w:hAnsi="Arial" w:cs="Arial"/>
+                <w:b/>
+                <w:shd w:val="clear" w:color="auto" w:fill="FFFFFF"/>
+              </w:rPr>
+              <w:t>[Age LH4]</w:t>
+            </w:r>
+          </w:p>
+        </w:tc>
+        <w:tc>
+          <w:tcPr>
+            <w:tcW w:w="1719" w:type="dxa"/>
+          </w:tcPr>
+          <w:p>
+            <w:pPr>
+              <w:ind w:left="8"/>
+              <w:rPr>
+                <w:rFonts w:ascii="Arial" w:hAnsi="Arial" w:cs="Arial"/>
+                <w:b/>
+              </w:rPr>
+            </w:pPr>
+            <w:r>
+              <w:rPr>
+                <w:rFonts w:ascii="Arial" w:hAnsi="Arial" w:cs="Arial"/>
+                <w:b/>
+                <w:shd w:val="clear" w:color="auto" w:fill="FFFFFF"/>
+              </w:rPr>
+              <w:t>[Relation LH4]</w:t>
+            </w:r>
+          </w:p>
+        </w:tc>
+      </w:tr>
+      <w:tr>
+        <w:trPr>
+          <w:trHeight w:val="684"/>
+        </w:trPr>
+        <w:tc>
+          <w:tcPr>
+            <w:tcW w:w="3262" w:type="dxa"/>
+          </w:tcPr>
+          <w:p>
+            <w:pPr>
+              <w:rPr>
+                <w:rFonts w:ascii="Arial" w:eastAsia="Times New Roman" w:hAnsi="Arial" w:cs="Arial"/>
+                <w:b/>
+              </w:rPr>
+            </w:pPr>
+            <w:r>
+              <w:rPr>
+                <w:rFonts w:ascii="Arial" w:eastAsia="Times New Roman" w:hAnsi="Arial" w:cs="Arial"/>
+                <w:b/>
+              </w:rPr>
+              <w:br/>
+              <w:t>8</w:t>
+            </w:r>
+            <w:r>
+              <w:rPr>
+                <w:rFonts w:ascii="Arial" w:eastAsia="Times New Roman" w:hAnsi="Arial" w:cs="Arial"/>
+                <w:b/>
+              </w:rPr>
+              <w:t>)</w:t>
+            </w:r>
+            <w:r>
+              <w:rPr>
+                <w:rFonts w:ascii="Arial" w:hAnsi="Arial" w:cs="Arial"/>
+                <w:b/>
+                <w:shd w:val="clear" w:color="auto" w:fill="FFFFFF"/>
+              </w:rPr>
+              <w:t xml:space="preserve"> [Name as per Aadhar LH5]</w:t>
+            </w:r>
+          </w:p>
+        </w:tc>
+        <w:tc>
+          <w:tcPr>
+            <w:tcW w:w="3543" w:type="dxa"/>
+          </w:tcPr>
+          <w:p>
+            <w:pPr>
+              <w:rPr>
+                <w:rFonts w:ascii="Arial" w:hAnsi="Arial" w:cs="Arial"/>
+                <w:b/>
+                <w:shd w:val="clear" w:color="auto" w:fill="FFFFFF"/>
+              </w:rPr>
+            </w:pPr>
+            <w:r>
+              <w:rPr>
+                <w:rFonts w:ascii="Arial" w:hAnsi="Arial" w:cs="Arial"/>
+                <w:b/>
+                <w:shd w:val="clear" w:color="auto" w:fill="FFFFFF"/>
+              </w:rPr>
+              <w:t>[Address Contact LH5]</w:t>
+            </w:r>
+          </w:p>
+          <w:p>
+            <w:pPr>
+              <w:rPr>
+                <w:rFonts w:ascii="Arial" w:hAnsi="Arial" w:cs="Arial"/>
+                <w:b/>
+              </w:rPr>
+            </w:pPr>
+            <w:r>
+              <w:rPr>
+                <w:rFonts w:ascii="Arial" w:hAnsi="Arial" w:cs="Arial"/>
+                <w:b/>
+                <w:shd w:val="clear" w:color="auto" w:fill="FFFFFF"/>
+              </w:rPr>
+              <w:t/>
+            </w:r>
+          </w:p>
+        </w:tc>
+        <w:tc>
+          <w:tcPr>
+            <w:tcW w:w="993" w:type="dxa"/>
+          </w:tcPr>
+          <w:p>
+            <w:pPr>
+              <w:ind w:left="8"/>
+              <w:rPr>
+                <w:rFonts w:ascii="Arial" w:hAnsi="Arial" w:cs="Arial"/>
+                <w:b/>
+              </w:rPr>
+            </w:pPr>
+            <w:r>
+              <w:rPr>
+                <w:rFonts w:ascii="Arial" w:hAnsi="Arial" w:cs="Arial"/>
+                <w:b/>
+                <w:shd w:val="clear" w:color="auto" w:fill="FFFFFF"/>
+              </w:rPr>
+              <w:t>[Age LH5]</w:t>
+            </w:r>
+          </w:p>
+        </w:tc>
+        <w:tc>
+          <w:tcPr>
+            <w:tcW w:w="1719" w:type="dxa"/>
+          </w:tcPr>
+          <w:p>
+            <w:pPr>
+              <w:ind w:left="8"/>
+              <w:rPr>
+                <w:rFonts w:ascii="Arial" w:hAnsi="Arial" w:cs="Arial"/>
+                <w:b/>
+              </w:rPr>
+            </w:pPr>
+            <w:r>
+              <w:rPr>
+                <w:rFonts w:ascii="Arial" w:hAnsi="Arial" w:cs="Arial"/>
+                <w:b/>
+                <w:shd w:val="clear" w:color="auto" w:fill="FFFFFF"/>
+              </w:rPr>
+              <w:t>[Relation LH5]</w:t>
+            </w:r>
+          </w:p>
+        </w:tc>
+      </w:tr>
+      <w:tr>
+        <w:trPr>
+          <w:trHeight w:val="684"/>
+        </w:trPr>
+        <w:tc>
+          <w:tcPr>
+            <w:tcW w:w="3262" w:type="dxa"/>
+          </w:tcPr>
+          <w:p>
+            <w:pPr>
+              <w:rPr>
+                <w:rFonts w:ascii="Arial" w:eastAsia="Times New Roman" w:hAnsi="Arial" w:cs="Arial"/>
+                <w:b/>
+              </w:rPr>
+            </w:pPr>
+            <w:bookmarkStart w:id="0" w:name="_GoBack" w:colFirst="0" w:colLast="0"/>
+          </w:p>
+          <w:p>
+            <w:pPr>
+              <w:rPr>
+                <w:rFonts w:ascii="Arial" w:eastAsia="Times New Roman" w:hAnsi="Arial" w:cs="Arial"/>
+                <w:b/>
+              </w:rPr>
+            </w:pPr>
+            <w:r>
+              <w:rPr>
+                <w:rFonts w:ascii="Arial" w:eastAsia="Times New Roman" w:hAnsi="Arial" w:cs="Arial"/>
+                <w:b/>
+              </w:rPr>
+              <w:t xml:space="preserve">9) </w:t>
+            </w:r>
+            <w:r>
+              <w:rPr>
+                <w:rFonts w:ascii="Arial" w:hAnsi="Arial" w:cs="Arial"/>
+                <w:b/>
+                <w:shd w:val="clear" w:color="auto" w:fill="FFFFFF"/>
+              </w:rPr>
+              <w:t xml:space="preserve">[Name as per </w:t>
+            </w:r>
+            <w:proofErr w:type="spellStart"/>
+            <w:r>
+              <w:rPr>
+                <w:rFonts w:ascii="Arial" w:hAnsi="Arial" w:cs="Arial"/>
+                <w:b/>
+                <w:shd w:val="clear" w:color="auto" w:fill="FFFFFF"/>
+              </w:rPr>
+              <w:t>Aadhar</w:t>
+            </w:r>
+            <w:proofErr w:type="spellEnd"/>
+            <w:r>
+              <w:rPr>
+                <w:rFonts w:ascii="Arial" w:hAnsi="Arial" w:cs="Arial"/>
+                <w:b/>
+                <w:shd w:val="clear" w:color="auto" w:fill="FFFFFF"/>
+              </w:rPr>
+              <w:t xml:space="preserve"> LH6</w:t>
+            </w:r>
+            <w:r>
+              <w:rPr>
+                <w:rFonts w:ascii="Arial" w:hAnsi="Arial" w:cs="Arial"/>
+                <w:b/>
+                <w:shd w:val="clear" w:color="auto" w:fill="FFFFFF"/>
+              </w:rPr>
+              <w:t>]</w:t>
+            </w:r>
+          </w:p>
+        </w:tc>
+        <w:tc>
+          <w:tcPr>
+            <w:tcW w:w="3543" w:type="dxa"/>
+          </w:tcPr>
+          <w:p>
+            <w:pPr>
+              <w:rPr>
+                <w:rFonts w:ascii="Arial" w:hAnsi="Arial" w:cs="Arial"/>
+                <w:b/>
+                <w:shd w:val="clear" w:color="auto" w:fill="FFFFFF"/>
+              </w:rPr>
+            </w:pPr>
+            <w:r>
+              <w:rPr>
+                <w:rFonts w:ascii="Arial" w:hAnsi="Arial" w:cs="Arial"/>
+                <w:b/>
+                <w:shd w:val="clear" w:color="auto" w:fill="FFFFFF"/>
+              </w:rPr>
+              <w:t>[Address Contact LH6]</w:t>
+            </w:r>
+            <w:r>
+              <w:rPr>
+                <w:rFonts w:ascii="Arial" w:hAnsi="Arial" w:cs="Arial"/>
+                <w:b/>
+                <w:shd w:val="clear" w:color="auto" w:fill="FFFFFF"/>
+              </w:rPr>
+              <w:t/>
+            </w:r>
+          </w:p>
+          <w:p>
+            <w:pPr>
+              <w:rPr>
+                <w:rFonts w:ascii="Arial" w:hAnsi="Arial" w:cs="Arial"/>
+                <w:b/>
+                <w:shd w:val="clear" w:color="auto" w:fill="FFFFFF"/>
+              </w:rPr>
+            </w:pPr>
+            <w:r>
+              <w:rPr>
+                <w:rFonts w:ascii="Arial" w:hAnsi="Arial" w:cs="Arial"/>
+                <w:b/>
+                <w:shd w:val="clear" w:color="auto" w:fill="FFFFFF"/>
+              </w:rPr>
+              <w:t/>
+            </w:r>
+          </w:p>
+        </w:tc>
+        <w:tc>
+          <w:tcPr>
+            <w:tcW w:w="993" w:type="dxa"/>
+          </w:tcPr>
+          <w:p>
+            <w:pPr>
+              <w:ind w:left="8"/>
+              <w:rPr>
+                <w:rFonts w:ascii="Arial" w:hAnsi="Arial" w:cs="Arial"/>
+                <w:b/>
+                <w:shd w:val="clear" w:color="auto" w:fill="FFFFFF"/>
+              </w:rPr>
+            </w:pPr>
+            <w:r>
+              <w:rPr>
+                <w:rFonts w:ascii="Arial" w:hAnsi="Arial" w:cs="Arial"/>
+                <w:b/>
+                <w:shd w:val="clear" w:color="auto" w:fill="FFFFFF"/>
+              </w:rPr>
+              <w:t>[Age LH6</w:t>
+            </w:r>
+            <w:r>
+              <w:rPr>
+                <w:rFonts w:ascii="Arial" w:hAnsi="Arial" w:cs="Arial"/>
+                <w:b/>
+                <w:shd w:val="clear" w:color="auto" w:fill="FFFFFF"/>
+              </w:rPr>
+              <w:t>]</w:t>
+            </w:r>
+          </w:p>
+        </w:tc>
+        <w:tc>
+          <w:tcPr>
+            <w:tcW w:w="1719" w:type="dxa"/>
+          </w:tcPr>
+          <w:p>
+            <w:pPr>
+              <w:ind w:left="8"/>
+              <w:rPr>
+                <w:rFonts w:ascii="Arial" w:hAnsi="Arial" w:cs="Arial"/>
+                <w:b/>
+                <w:shd w:val="clear" w:color="auto" w:fill="FFFFFF"/>
+              </w:rPr>
+            </w:pPr>
+            <w:r>
+              <w:rPr>
+                <w:rFonts w:ascii="Arial" w:hAnsi="Arial" w:cs="Arial"/>
+                <w:b/>
+                <w:shd w:val="clear" w:color="auto" w:fill="FFFFFF"/>
+              </w:rPr>
+              <w:t>[Relation LH6</w:t>
+            </w:r>
+            <w:r>
+              <w:rPr>
+                <w:rFonts w:ascii="Arial" w:hAnsi="Arial" w:cs="Arial"/>
+                <w:b/>
+                <w:shd w:val="clear" w:color="auto" w:fill="FFFFFF"/>
+              </w:rPr>
+              <w:t>]</w:t>
+            </w:r>
+          </w:p>
+        </w:tc>
+      </w:tr>
+      <w:bookmarkEnd w:id="0"/>
+      <w:tr>
+        <w:trPr>
+          <w:trHeight w:val="684"/>
+        </w:trPr>
+        <w:tc>
+          <w:tcPr>
+            <w:tcW w:w="3262" w:type="dxa"/>
+          </w:tcPr>
+          <w:p>
+            <w:pPr>
+              <w:rPr>
+                <w:rFonts w:ascii="Arial" w:eastAsia="Times New Roman" w:hAnsi="Arial" w:cs="Arial"/>
+                <w:b/>
+              </w:rPr>
+            </w:pPr>
+          </w:p>
+          <w:p>
+            <w:pPr>
+              <w:rPr>
+                <w:rFonts w:ascii="Arial" w:eastAsia="Times New Roman" w:hAnsi="Arial" w:cs="Arial"/>
+                <w:b/>
+              </w:rPr>
+            </w:pPr>
+            <w:r>
+              <w:rPr>
+                <w:rFonts w:ascii="Arial" w:eastAsia="Times New Roman" w:hAnsi="Arial" w:cs="Arial"/>
+                <w:b/>
+              </w:rPr>
+              <w:t xml:space="preserve">10) </w:t>
+            </w:r>
+            <w:r>
+              <w:rPr>
+                <w:rFonts w:ascii="Arial" w:hAnsi="Arial" w:cs="Arial"/>
+                <w:b/>
+                <w:shd w:val="clear" w:color="auto" w:fill="FFFFFF"/>
+              </w:rPr>
+              <w:t xml:space="preserve">[Name as per </w:t>
+            </w:r>
+            <w:proofErr w:type="spellStart"/>
+            <w:r>
+              <w:rPr>
+                <w:rFonts w:ascii="Arial" w:hAnsi="Arial" w:cs="Arial"/>
+                <w:b/>
+                <w:shd w:val="clear" w:color="auto" w:fill="FFFFFF"/>
+              </w:rPr>
+              <w:t>Aadhar</w:t>
+            </w:r>
+            <w:proofErr w:type="spellEnd"/>
+            <w:r>
+              <w:rPr>
+                <w:rFonts w:ascii="Arial" w:hAnsi="Arial" w:cs="Arial"/>
+                <w:b/>
+                <w:shd w:val="clear" w:color="auto" w:fill="FFFFFF"/>
+              </w:rPr>
+              <w:t xml:space="preserve"> LH7</w:t>
+            </w:r>
+            <w:r>
+              <w:rPr>
+                <w:rFonts w:ascii="Arial" w:hAnsi="Arial" w:cs="Arial"/>
+                <w:b/>
+                <w:shd w:val="clear" w:color="auto" w:fill="FFFFFF"/>
+              </w:rPr>
+              <w:t>]</w:t>
+            </w:r>
+          </w:p>
+        </w:tc>
+        <w:tc>
+          <w:tcPr>
+            <w:tcW w:w="3543" w:type="dxa"/>
+          </w:tcPr>
+          <w:p>
+            <w:pPr>
+              <w:rPr>
+                <w:rFonts w:ascii="Arial" w:hAnsi="Arial" w:cs="Arial"/>
+                <w:b/>
+                <w:shd w:val="clear" w:color="auto" w:fill="FFFFFF"/>
+              </w:rPr>
+            </w:pPr>
+            <w:r>
+              <w:rPr>
+                <w:rFonts w:ascii="Arial" w:hAnsi="Arial" w:cs="Arial"/>
+                <w:b/>
+                <w:shd w:val="clear" w:color="auto" w:fill="FFFFFF"/>
+              </w:rPr>
+              <w:t>[Address Contact LH7]</w:t>
+            </w:r>
+            <w:r>
+              <w:rPr>
+                <w:rFonts w:ascii="Arial" w:hAnsi="Arial" w:cs="Arial"/>
+                <w:b/>
+                <w:shd w:val="clear" w:color="auto" w:fill="FFFFFF"/>
+              </w:rPr>
+              <w:t/>
+            </w:r>
+          </w:p>
+          <w:p>
+            <w:pPr>
+              <w:rPr>
+                <w:rFonts w:ascii="Arial" w:hAnsi="Arial" w:cs="Arial"/>
+                <w:b/>
+                <w:shd w:val="clear" w:color="auto" w:fill="FFFFFF"/>
+              </w:rPr>
+            </w:pPr>
+            <w:r>
+              <w:rPr>
+                <w:rFonts w:ascii="Arial" w:hAnsi="Arial" w:cs="Arial"/>
+                <w:b/>
+                <w:shd w:val="clear" w:color="auto" w:fill="FFFFFF"/>
+              </w:rPr>
+              <w:t/>
+            </w:r>
+          </w:p>
+        </w:tc>
+        <w:tc>
+          <w:tcPr>
+            <w:tcW w:w="993" w:type="dxa"/>
+          </w:tcPr>
+          <w:p>
+            <w:pPr>
+              <w:ind w:left="8"/>
+              <w:rPr>
+                <w:rFonts w:ascii="Arial" w:hAnsi="Arial" w:cs="Arial"/>
+                <w:b/>
+                <w:shd w:val="clear" w:color="auto" w:fill="FFFFFF"/>
+              </w:rPr>
+            </w:pPr>
+            <w:r>
+              <w:rPr>
+                <w:rFonts w:ascii="Arial" w:hAnsi="Arial" w:cs="Arial"/>
+                <w:b/>
+                <w:shd w:val="clear" w:color="auto" w:fill="FFFFFF"/>
+              </w:rPr>
+              <w:t>[Age LH7</w:t>
+            </w:r>
+            <w:r>
+              <w:rPr>
+                <w:rFonts w:ascii="Arial" w:hAnsi="Arial" w:cs="Arial"/>
+                <w:b/>
+                <w:shd w:val="clear" w:color="auto" w:fill="FFFFFF"/>
+              </w:rPr>
+              <w:t>]</w:t>
+            </w:r>
+          </w:p>
+        </w:tc>
+        <w:tc>
+          <w:tcPr>
+            <w:tcW w:w="1719" w:type="dxa"/>
+          </w:tcPr>
+          <w:p>
+            <w:pPr>
+              <w:ind w:left="8"/>
+              <w:rPr>
+                <w:rFonts w:ascii="Arial" w:hAnsi="Arial" w:cs="Arial"/>
+                <w:b/>
+                <w:shd w:val="clear" w:color="auto" w:fill="FFFFFF"/>
+              </w:rPr>
+            </w:pPr>
+            <w:r>
+              <w:rPr>
+                <w:rFonts w:ascii="Arial" w:hAnsi="Arial" w:cs="Arial"/>
+                <w:b/>
+                <w:shd w:val="clear" w:color="auto" w:fill="FFFFFF"/>
+              </w:rPr>
+              <w:t>[Relation LH7</w:t>
+            </w:r>
+            <w:r>
+              <w:rPr>
+                <w:rFonts w:ascii="Arial" w:hAnsi="Arial" w:cs="Arial"/>
+                <w:b/>
+                <w:shd w:val="clear" w:color="auto" w:fill="FFFFFF"/>
+              </w:rPr>
+              <w:t>]</w:t>
+            </w:r>
+          </w:p>
+        </w:tc>
+      </w:tr>
+      <w:tr>
+        <w:trPr>
+          <w:trHeight w:val="684"/>
+        </w:trPr>
+        <w:tc>
+          <w:tcPr>
+            <w:tcW w:w="3262" w:type="dxa"/>
+          </w:tcPr>
+          <w:p>
+            <w:pPr>
+              <w:rPr>
+                <w:rFonts w:ascii="Arial" w:eastAsia="Times New Roman" w:hAnsi="Arial" w:cs="Arial"/>
+                <w:b/>
+              </w:rPr>
+            </w:pPr>
+          </w:p>
+          <w:p>
+            <w:pPr>
+              <w:rPr>
+                <w:rFonts w:ascii="Arial" w:eastAsia="Times New Roman" w:hAnsi="Arial" w:cs="Arial"/>
+                <w:b/>
+              </w:rPr>
+            </w:pPr>
+            <w:r>
+              <w:rPr>
+                <w:rFonts w:ascii="Arial" w:eastAsia="Times New Roman" w:hAnsi="Arial" w:cs="Arial"/>
+                <w:b/>
+              </w:rPr>
+              <w:t xml:space="preserve">11) </w:t>
+            </w:r>
+            <w:r>
+              <w:rPr>
+                <w:rFonts w:ascii="Arial" w:hAnsi="Arial" w:cs="Arial"/>
+                <w:b/>
+                <w:shd w:val="clear" w:color="auto" w:fill="FFFFFF"/>
+              </w:rPr>
+              <w:t xml:space="preserve">[Name as per </w:t>
+            </w:r>
+            <w:proofErr w:type="spellStart"/>
+            <w:r>
+              <w:rPr>
+                <w:rFonts w:ascii="Arial" w:hAnsi="Arial" w:cs="Arial"/>
+                <w:b/>
+                <w:shd w:val="clear" w:color="auto" w:fill="FFFFFF"/>
+              </w:rPr>
+              <w:t>Aadhar</w:t>
+            </w:r>
+            <w:proofErr w:type="spellEnd"/>
+            <w:r>
+              <w:rPr>
+                <w:rFonts w:ascii="Arial" w:hAnsi="Arial" w:cs="Arial"/>
+                <w:b/>
+                <w:shd w:val="clear" w:color="auto" w:fill="FFFFFF"/>
+              </w:rPr>
+              <w:t xml:space="preserve"> LH8</w:t>
+            </w:r>
+            <w:r>
+              <w:rPr>
+                <w:rFonts w:ascii="Arial" w:hAnsi="Arial" w:cs="Arial"/>
+                <w:b/>
+                <w:shd w:val="clear" w:color="auto" w:fill="FFFFFF"/>
+              </w:rPr>
+              <w:t>]</w:t>
+            </w:r>
+          </w:p>
+        </w:tc>
+        <w:tc>
+          <w:tcPr>
+            <w:tcW w:w="3543" w:type="dxa"/>
+          </w:tcPr>
+          <w:p>
+            <w:pPr>
+              <w:rPr>
+                <w:rFonts w:ascii="Arial" w:hAnsi="Arial" w:cs="Arial"/>
+                <w:b/>
+                <w:shd w:val="clear" w:color="auto" w:fill="FFFFFF"/>
+              </w:rPr>
+            </w:pPr>
+            <w:r>
+              <w:rPr>
+                <w:rFonts w:ascii="Arial" w:hAnsi="Arial" w:cs="Arial"/>
+                <w:b/>
+                <w:shd w:val="clear" w:color="auto" w:fill="FFFFFF"/>
+              </w:rPr>
+              <w:t>[Address Contact LH8]</w:t>
+            </w:r>
+            <w:r>
+              <w:rPr>
+                <w:rFonts w:ascii="Arial" w:hAnsi="Arial" w:cs="Arial"/>
+                <w:b/>
+                <w:shd w:val="clear" w:color="auto" w:fill="FFFFFF"/>
+              </w:rPr>
+              <w:t/>
+            </w:r>
+          </w:p>
+          <w:p>
+            <w:pPr>
+              <w:rPr>
+                <w:rFonts w:ascii="Arial" w:hAnsi="Arial" w:cs="Arial"/>
+                <w:b/>
+                <w:shd w:val="clear" w:color="auto" w:fill="FFFFFF"/>
+              </w:rPr>
+            </w:pPr>
+            <w:r>
+              <w:rPr>
+                <w:rFonts w:ascii="Arial" w:hAnsi="Arial" w:cs="Arial"/>
+                <w:b/>
+                <w:shd w:val="clear" w:color="auto" w:fill="FFFFFF"/>
+              </w:rPr>
+              <w:t/>
+            </w:r>
+          </w:p>
+        </w:tc>
+        <w:tc>
+          <w:tcPr>
+            <w:tcW w:w="993" w:type="dxa"/>
+          </w:tcPr>
+          <w:p>
+            <w:pPr>
+              <w:ind w:left="8"/>
+              <w:rPr>
+                <w:rFonts w:ascii="Arial" w:hAnsi="Arial" w:cs="Arial"/>
+                <w:b/>
+                <w:shd w:val="clear" w:color="auto" w:fill="FFFFFF"/>
+              </w:rPr>
+            </w:pPr>
+            <w:r>
+              <w:rPr>
+                <w:rFonts w:ascii="Arial" w:hAnsi="Arial" w:cs="Arial"/>
+                <w:b/>
+                <w:shd w:val="clear" w:color="auto" w:fill="FFFFFF"/>
+              </w:rPr>
+              <w:t>[Age LH8</w:t>
+            </w:r>
+            <w:r>
+              <w:rPr>
+                <w:rFonts w:ascii="Arial" w:hAnsi="Arial" w:cs="Arial"/>
+                <w:b/>
+                <w:shd w:val="clear" w:color="auto" w:fill="FFFFFF"/>
+              </w:rPr>
+              <w:t>]</w:t>
+            </w:r>
+          </w:p>
+        </w:tc>
+        <w:tc>
+          <w:tcPr>
+            <w:tcW w:w="1719" w:type="dxa"/>
+          </w:tcPr>
+          <w:p>
+            <w:pPr>
+              <w:ind w:left="8"/>
+              <w:rPr>
+                <w:rFonts w:ascii="Arial" w:hAnsi="Arial" w:cs="Arial"/>
+                <w:b/>
+                <w:shd w:val="clear" w:color="auto" w:fill="FFFFFF"/>
+              </w:rPr>
+            </w:pPr>
+            <w:r>
+              <w:rPr>
+                <w:rFonts w:ascii="Arial" w:hAnsi="Arial" w:cs="Arial"/>
+                <w:b/>
+                <w:shd w:val="clear" w:color="auto" w:fill="FFFFFF"/>
+              </w:rPr>
+              <w:t>[Relation LH</w:t>
+            </w:r>
+            <w:r>
+              <w:rPr>
+                <w:rFonts w:ascii="Arial" w:hAnsi="Arial" w:cs="Arial"/>
+                <w:b/>
+                <w:shd w:val="clear" w:color="auto" w:fill="FFFFFF"/>
+              </w:rPr>
+              <w:t>8</w:t>
+            </w:r>
+            <w:r>
+              <w:rPr>
+                <w:rFonts w:ascii="Arial" w:hAnsi="Arial" w:cs="Arial"/>
+                <w:b/>
+                <w:shd w:val="clear" w:color="auto" w:fill="FFFFFF"/>
+              </w:rPr>
+              <w:t>]</w:t>
+            </w:r>
+          </w:p>
+        </w:tc>
+      </w:tr>
+      <w:tr>
+        <w:trPr>
+          <w:trHeight w:val="684"/>
+        </w:trPr>
+        <w:tc>
+          <w:tcPr>
+            <w:tcW w:w="3262" w:type="dxa"/>
+          </w:tcPr>
+          <w:p>
+            <w:pPr>
+              <w:rPr>
+                <w:rFonts w:ascii="Arial" w:eastAsia="Times New Roman" w:hAnsi="Arial" w:cs="Arial"/>
+                <w:b/>
+              </w:rPr>
+            </w:pPr>
+          </w:p>
+          <w:p>
+            <w:pPr>
+              <w:rPr>
+                <w:rFonts w:ascii="Arial" w:eastAsia="Times New Roman" w:hAnsi="Arial" w:cs="Arial"/>
+                <w:b/>
+              </w:rPr>
+            </w:pPr>
+            <w:r>
+              <w:rPr>
+                <w:rFonts w:ascii="Arial" w:eastAsia="Times New Roman" w:hAnsi="Arial" w:cs="Arial"/>
+                <w:b/>
+              </w:rPr>
+              <w:t xml:space="preserve">12) </w:t>
+            </w:r>
+            <w:r>
+              <w:rPr>
+                <w:rFonts w:ascii="Arial" w:hAnsi="Arial" w:cs="Arial"/>
+                <w:b/>
+                <w:shd w:val="clear" w:color="auto" w:fill="FFFFFF"/>
+              </w:rPr>
+              <w:t xml:space="preserve">[Name as per </w:t>
+            </w:r>
+            <w:proofErr w:type="spellStart"/>
+            <w:r>
+              <w:rPr>
+                <w:rFonts w:ascii="Arial" w:hAnsi="Arial" w:cs="Arial"/>
+                <w:b/>
+                <w:shd w:val="clear" w:color="auto" w:fill="FFFFFF"/>
+              </w:rPr>
+              <w:t>Aadhar</w:t>
+            </w:r>
+            <w:proofErr w:type="spellEnd"/>
+            <w:r>
+              <w:rPr>
+                <w:rFonts w:ascii="Arial" w:hAnsi="Arial" w:cs="Arial"/>
+                <w:b/>
+                <w:shd w:val="clear" w:color="auto" w:fill="FFFFFF"/>
+              </w:rPr>
+              <w:t xml:space="preserve"> LH9</w:t>
+            </w:r>
+            <w:r>
+              <w:rPr>
+                <w:rFonts w:ascii="Arial" w:hAnsi="Arial" w:cs="Arial"/>
+                <w:b/>
+                <w:shd w:val="clear" w:color="auto" w:fill="FFFFFF"/>
+              </w:rPr>
+              <w:t>]</w:t>
+            </w:r>
+          </w:p>
+        </w:tc>
+        <w:tc>
+          <w:tcPr>
+            <w:tcW w:w="3543" w:type="dxa"/>
+          </w:tcPr>
+          <w:p>
+            <w:pPr>
+              <w:rPr>
+                <w:rFonts w:ascii="Arial" w:hAnsi="Arial" w:cs="Arial"/>
+                <w:b/>
+                <w:shd w:val="clear" w:color="auto" w:fill="FFFFFF"/>
+              </w:rPr>
+            </w:pPr>
+            <w:r>
+              <w:rPr>
+                <w:rFonts w:ascii="Arial" w:hAnsi="Arial" w:cs="Arial"/>
+                <w:b/>
+                <w:shd w:val="clear" w:color="auto" w:fill="FFFFFF"/>
+              </w:rPr>
+              <w:t>[Address Contact LH9]</w:t>
+            </w:r>
+            <w:r>
+              <w:rPr>
+                <w:rFonts w:ascii="Arial" w:hAnsi="Arial" w:cs="Arial"/>
+                <w:b/>
+                <w:shd w:val="clear" w:color="auto" w:fill="FFFFFF"/>
+              </w:rPr>
+              <w:t/>
+            </w:r>
+          </w:p>
+          <w:p>
+            <w:pPr>
+              <w:rPr>
+                <w:rFonts w:ascii="Arial" w:hAnsi="Arial" w:cs="Arial"/>
+                <w:b/>
+                <w:shd w:val="clear" w:color="auto" w:fill="FFFFFF"/>
+              </w:rPr>
+            </w:pPr>
+            <w:r>
+              <w:rPr>
+                <w:rFonts w:ascii="Arial" w:hAnsi="Arial" w:cs="Arial"/>
+                <w:b/>
+                <w:shd w:val="clear" w:color="auto" w:fill="FFFFFF"/>
+              </w:rPr>
+              <w:t/>
+            </w:r>
+          </w:p>
+        </w:tc>
+        <w:tc>
+          <w:tcPr>
+            <w:tcW w:w="993" w:type="dxa"/>
+          </w:tcPr>
+          <w:p>
+            <w:pPr>
+              <w:ind w:left="8"/>
+              <w:rPr>
+                <w:rFonts w:ascii="Arial" w:hAnsi="Arial" w:cs="Arial"/>
+                <w:b/>
+                <w:shd w:val="clear" w:color="auto" w:fill="FFFFFF"/>
+              </w:rPr>
+            </w:pPr>
+            <w:r>
+              <w:rPr>
+                <w:rFonts w:ascii="Arial" w:hAnsi="Arial" w:cs="Arial"/>
+                <w:b/>
+                <w:shd w:val="clear" w:color="auto" w:fill="FFFFFF"/>
+              </w:rPr>
+              <w:t>[Age LH9</w:t>
+            </w:r>
+            <w:r>
+              <w:rPr>
+                <w:rFonts w:ascii="Arial" w:hAnsi="Arial" w:cs="Arial"/>
+                <w:b/>
+                <w:shd w:val="clear" w:color="auto" w:fill="FFFFFF"/>
+              </w:rPr>
+              <w:t>]</w:t>
+            </w:r>
+          </w:p>
+        </w:tc>
+        <w:tc>
+          <w:tcPr>
+            <w:tcW w:w="1719" w:type="dxa"/>
+          </w:tcPr>
+          <w:p>
+            <w:pPr>
+              <w:ind w:left="8"/>
+              <w:rPr>
+                <w:rFonts w:ascii="Arial" w:hAnsi="Arial" w:cs="Arial"/>
+                <w:b/>
+                <w:shd w:val="clear" w:color="auto" w:fill="FFFFFF"/>
+              </w:rPr>
+            </w:pPr>
+            <w:r>
+              <w:rPr>
+                <w:rFonts w:ascii="Arial" w:hAnsi="Arial" w:cs="Arial"/>
+                <w:b/>
+                <w:shd w:val="clear" w:color="auto" w:fill="FFFFFF"/>
+              </w:rPr>
+              <w:t>[Relation LH9</w:t>
+            </w:r>
+            <w:r>
+              <w:rPr>
+                <w:rFonts w:ascii="Arial" w:hAnsi="Arial" w:cs="Arial"/>
+                <w:b/>
+                <w:shd w:val="clear" w:color="auto" w:fill="FFFFFF"/>
+              </w:rPr>
+              <w:t>]</w:t>
+            </w:r>
+          </w:p>
+        </w:tc>
+      </w:tr>
+      <w:tr>
+        <w:trPr>
+          <w:trHeight w:val="684"/>
+        </w:trPr>
+        <w:tc>
+          <w:tcPr>
+            <w:tcW w:w="3262" w:type="dxa"/>
+          </w:tcPr>
+          <w:p>
+            <w:pPr>
+              <w:rPr>
+                <w:rFonts w:ascii="Arial" w:eastAsia="Times New Roman" w:hAnsi="Arial" w:cs="Arial"/>
+                <w:b/>
+              </w:rPr>
+            </w:pPr>
+          </w:p>
+          <w:p>
+            <w:pPr>
+              <w:rPr>
+                <w:rFonts w:ascii="Arial" w:eastAsia="Times New Roman" w:hAnsi="Arial" w:cs="Arial"/>
+                <w:b/>
+              </w:rPr>
+            </w:pPr>
+            <w:r>
+              <w:rPr>
+                <w:rFonts w:ascii="Arial" w:eastAsia="Times New Roman" w:hAnsi="Arial" w:cs="Arial"/>
+                <w:b/>
+              </w:rPr>
+              <w:t xml:space="preserve">13) </w:t>
+            </w:r>
+            <w:r>
+              <w:rPr>
+                <w:rFonts w:ascii="Arial" w:hAnsi="Arial" w:cs="Arial"/>
+                <w:b/>
+                <w:shd w:val="clear" w:color="auto" w:fill="FFFFFF"/>
+              </w:rPr>
+              <w:t xml:space="preserve">[Name as per </w:t>
+            </w:r>
+            <w:proofErr w:type="spellStart"/>
+            <w:r>
+              <w:rPr>
+                <w:rFonts w:ascii="Arial" w:hAnsi="Arial" w:cs="Arial"/>
+                <w:b/>
+                <w:shd w:val="clear" w:color="auto" w:fill="FFFFFF"/>
+              </w:rPr>
+              <w:t>Aadhar</w:t>
+            </w:r>
+            <w:proofErr w:type="spellEnd"/>
+            <w:r>
+              <w:rPr>
+                <w:rFonts w:ascii="Arial" w:hAnsi="Arial" w:cs="Arial"/>
+                <w:b/>
+                <w:shd w:val="clear" w:color="auto" w:fill="FFFFFF"/>
+              </w:rPr>
+              <w:t xml:space="preserve"> LH10</w:t>
+            </w:r>
+            <w:r>
+              <w:rPr>
+                <w:rFonts w:ascii="Arial" w:hAnsi="Arial" w:cs="Arial"/>
+                <w:b/>
+                <w:shd w:val="clear" w:color="auto" w:fill="FFFFFF"/>
+              </w:rPr>
+              <w:t>]</w:t>
+            </w:r>
+          </w:p>
+        </w:tc>
+        <w:tc>
+          <w:tcPr>
+            <w:tcW w:w="3543" w:type="dxa"/>
+          </w:tcPr>
+          <w:p>
+            <w:pPr>
+              <w:rPr>
+                <w:rFonts w:ascii="Arial" w:hAnsi="Arial" w:cs="Arial"/>
+                <w:b/>
+                <w:shd w:val="clear" w:color="auto" w:fill="FFFFFF"/>
+              </w:rPr>
+            </w:pPr>
+            <w:r>
+              <w:rPr>
+                <w:rFonts w:ascii="Arial" w:hAnsi="Arial" w:cs="Arial"/>
+                <w:b/>
+                <w:shd w:val="clear" w:color="auto" w:fill="FFFFFF"/>
+              </w:rPr>
+              <w:t>[Address Contact LH10]</w:t>
+            </w:r>
+            <w:r>
+              <w:rPr>
+                <w:rFonts w:ascii="Arial" w:hAnsi="Arial" w:cs="Arial"/>
+                <w:b/>
+                <w:shd w:val="clear" w:color="auto" w:fill="FFFFFF"/>
+              </w:rPr>
+              <w:t/>
+            </w:r>
+          </w:p>
+          <w:p>
+            <w:pPr>
+              <w:rPr>
+                <w:rFonts w:ascii="Arial" w:hAnsi="Arial" w:cs="Arial"/>
+                <w:b/>
+                <w:shd w:val="clear" w:color="auto" w:fill="FFFFFF"/>
+              </w:rPr>
+            </w:pPr>
+            <w:r>
+              <w:rPr>
+                <w:rFonts w:ascii="Arial" w:hAnsi="Arial" w:cs="Arial"/>
+                <w:b/>
+                <w:shd w:val="clear" w:color="auto" w:fill="FFFFFF"/>
+              </w:rPr>
+              <w:t/>
+            </w:r>
+          </w:p>
+        </w:tc>
+        <w:tc>
+          <w:tcPr>
+            <w:tcW w:w="993" w:type="dxa"/>
+          </w:tcPr>
+          <w:p>
+            <w:pPr>
+              <w:ind w:left="8"/>
+              <w:rPr>
+                <w:rFonts w:ascii="Arial" w:hAnsi="Arial" w:cs="Arial"/>
+                <w:b/>
+                <w:shd w:val="clear" w:color="auto" w:fill="FFFFFF"/>
+              </w:rPr>
+            </w:pPr>
+            <w:r>
+              <w:rPr>
+                <w:rFonts w:ascii="Arial" w:hAnsi="Arial" w:cs="Arial"/>
+                <w:b/>
+                <w:shd w:val="clear" w:color="auto" w:fill="FFFFFF"/>
+              </w:rPr>
+              <w:t>[Age LH10</w:t>
+            </w:r>
+            <w:r>
+              <w:rPr>
+                <w:rFonts w:ascii="Arial" w:hAnsi="Arial" w:cs="Arial"/>
+                <w:b/>
+                <w:shd w:val="clear" w:color="auto" w:fill="FFFFFF"/>
+              </w:rPr>
+              <w:t>]</w:t>
+            </w:r>
+          </w:p>
+        </w:tc>
+        <w:tc>
+          <w:tcPr>
+            <w:tcW w:w="1719" w:type="dxa"/>
+          </w:tcPr>
+          <w:p>
+            <w:pPr>
+              <w:ind w:left="8"/>
+              <w:rPr>
+                <w:rFonts w:ascii="Arial" w:hAnsi="Arial" w:cs="Arial"/>
+                <w:b/>
+                <w:shd w:val="clear" w:color="auto" w:fill="FFFFFF"/>
+              </w:rPr>
+            </w:pPr>
+            <w:r>
+              <w:rPr>
+                <w:rFonts w:ascii="Arial" w:hAnsi="Arial" w:cs="Arial"/>
+                <w:b/>
+                <w:shd w:val="clear" w:color="auto" w:fill="FFFFFF"/>
+              </w:rPr>
+              <w:t>[Relation LH10</w:t>
+            </w:r>
+            <w:r>
+              <w:rPr>
+                <w:rFonts w:ascii="Arial" w:hAnsi="Arial" w:cs="Arial"/>
+                <w:b/>
+                <w:shd w:val="clear" w:color="auto" w:fill="FFFFFF"/>
+              </w:rPr>
+              <w:t>]</w:t>
+            </w:r>
+          </w:p>
+        </w:tc>
+      </w:tr>
+    </w:tbl>
+    <w:p>
+      <w:pPr>
+        <w:spacing w:after="0"/>
+        <w:ind w:right="203"/>
+        <w:jc w:val="both"/>
+        <w:rPr>
+          <w:rFonts w:ascii="Arial" w:eastAsia="Times New Roman" w:hAnsi="Arial" w:cs="Arial"/>
+          <w:sz w:val="24"/>
+          <w:szCs w:val="24"/>
+        </w:rPr>
+      </w:pPr>
+    </w:p>
+    <w:p>
+      <w:pPr>
+        <w:spacing w:after="0"/>
+        <w:ind w:right="203"/>
+        <w:jc w:val="both"/>
+        <w:rPr>
+          <w:rFonts w:ascii="Arial" w:eastAsia="Times New Roman" w:hAnsi="Arial" w:cs="Arial"/>
+          <w:sz w:val="24"/>
+          <w:szCs w:val="24"/>
+        </w:rPr>
+      </w:pPr>
+    </w:p>
+    <w:p>
+      <w:pPr>
+        <w:spacing w:after="0"/>
+        <w:ind w:right="203"/>
+        <w:rPr>
+          <w:rFonts w:ascii="Arial" w:eastAsia="Times New Roman" w:hAnsi="Arial" w:cs="Arial"/>
+        </w:rPr>
+      </w:pPr>
+    </w:p>
+    <w:p>
+      <w:pPr>
+        <w:spacing w:after="0"/>
+        <w:ind w:right="203"/>
+        <w:rPr>
+          <w:rFonts w:ascii="Arial" w:eastAsia="Times New Roman" w:hAnsi="Arial" w:cs="Arial"/>
+        </w:rPr>
+      </w:pPr>
+    </w:p>
+    <w:p>
+      <w:pPr>
+        <w:spacing w:after="32"/>
+        <w:jc w:val="both"/>
+        <w:rPr>
+          <w:rFonts w:ascii="Arial" w:hAnsi="Arial" w:cs="Arial"/>
+        </w:rPr>
+      </w:pPr>
+    </w:p>
+    <w:p>
+      <w:pPr>
+        <w:tabs>
+          <w:tab w:val="center" w:pos="2278"/>
+          <w:tab w:val="center" w:pos="4571"/>
+          <w:tab w:val="center" w:pos="7973"/>
+        </w:tabs>
+        <w:spacing w:after="0" w:line="240" w:lineRule="auto"/>
+        <w:rPr>
+          <w:rFonts w:ascii="Arial" w:eastAsia="Freestyle Script" w:hAnsi="Arial" w:cs="Arial"/>
+          <w:color w:val="D9D9D9"/>
+        </w:rPr>
+      </w:pPr>
+      <w:r>
+        <w:rPr>
+          <w:rFonts w:ascii="Arial" w:hAnsi="Arial" w:cs="Arial"/>
+          <w:sz w:val="24"/>
+          <w:szCs w:val="24"/>
+        </w:rPr>
+        <w:tab/>
+      </w:r>
+      <w:r>
+        <w:rPr>
+          <w:rFonts w:ascii="Arial" w:eastAsia="Times New Roman" w:hAnsi="Arial" w:cs="Arial"/>
+          <w:b/>
+          <w:sz w:val="24"/>
+          <w:szCs w:val="24"/>
+        </w:rPr>
+        <w:tab/>
+      </w:r>
+      <w:r>
+        <w:rPr>
+          <w:rFonts w:ascii="Arial" w:eastAsia="Times New Roman" w:hAnsi="Arial" w:cs="Arial"/>
+          <w:b/>
+        </w:rPr>
+        <w:t xml:space="preserve">        </w:t>
+      </w:r>
+      <w:r>
+        <w:rPr>
+          <w:rFonts w:ascii="Arial" w:eastAsia="Times New Roman" w:hAnsi="Arial" w:cs="Arial"/>
+          <w:b/>
+        </w:rPr>
+        <w:t xml:space="preserve">    </w:t>
+      </w:r>
+      <w:r>
+        <w:rPr>
+          <w:rFonts w:ascii="Arial" w:eastAsia="Times New Roman" w:hAnsi="Arial" w:cs="Arial"/>
+          <w:b/>
+        </w:rPr>
+        <w:t xml:space="preserve">    </w:t>
+      </w:r>
+      <w:r>
+        <w:rPr>
+          <w:rFonts w:ascii="Arial" w:eastAsia="Times New Roman" w:hAnsi="Arial" w:cs="Arial"/>
+          <w:b/>
+        </w:rPr>
+        <w:t xml:space="preserve"> </w:t>
+      </w:r>
+      <w:r>
+        <w:rPr>
+          <w:rFonts w:ascii="Arial" w:eastAsia="Times New Roman" w:hAnsi="Arial" w:cs="Arial"/>
+          <w:b/>
+        </w:rPr>
+        <w:tab/>
+      </w:r>
+      <w:r>
+        <w:rPr>
+          <w:rFonts w:ascii="Arial" w:eastAsia="Times New Roman" w:hAnsi="Arial" w:cs="Arial"/>
+          <w:b/>
+        </w:rPr>
+        <w:t xml:space="preserve">   </w:t>
+      </w:r>
+    </w:p>
+    <w:p>
+      <w:pPr>
+        <w:tabs>
+          <w:tab w:val="center" w:pos="2278"/>
+          <w:tab w:val="center" w:pos="4571"/>
+          <w:tab w:val="center" w:pos="7973"/>
+        </w:tabs>
+        <w:spacing w:after="0" w:line="240" w:lineRule="auto"/>
+        <w:rPr>
+          <w:rFonts w:ascii="Arial" w:eastAsia="Times New Roman" w:hAnsi="Arial" w:cs="Arial"/>
+        </w:rPr>
+      </w:pPr>
+      <w:r>
+        <w:rPr>
+          <w:rFonts w:ascii="Arial" w:eastAsia="Times New Roman" w:hAnsi="Arial" w:cs="Arial"/>
+        </w:rPr>
+        <w:tab/>
+      </w:r>
+      <w:r>
+        <w:rPr>
+          <w:rFonts w:ascii="Arial" w:eastAsia="Times New Roman" w:hAnsi="Arial" w:cs="Arial"/>
+        </w:rPr>
+        <w:tab/>
+      </w:r>
+      <w:r>
+        <w:rPr>
+          <w:rFonts w:ascii="Arial" w:eastAsia="Times New Roman" w:hAnsi="Arial" w:cs="Arial"/>
+        </w:rPr>
+        <w:tab/>
+      </w:r>
+      <w:r>
+        <w:rPr>
+          <w:rFonts w:ascii="Arial" w:eastAsia="Times New Roman" w:hAnsi="Arial" w:cs="Arial"/>
+        </w:rPr>
+        <w:t>Signature of the Deponent:</w:t>
+      </w:r>
+      <w:r>
+        <w:rPr>
+          <w:rFonts w:ascii="Arial" w:eastAsia="Times New Roman" w:hAnsi="Arial" w:cs="Arial"/>
+        </w:rPr>
+        <w:t xml:space="preserve">        </w:t>
+      </w:r>
+    </w:p>
+    <w:p>
+      <w:pPr>
+        <w:tabs>
+          <w:tab w:val="center" w:pos="2278"/>
+          <w:tab w:val="center" w:pos="4571"/>
+          <w:tab w:val="center" w:pos="7973"/>
+        </w:tabs>
+        <w:spacing w:after="0" w:line="240" w:lineRule="auto"/>
+        <w:rPr>
+          <w:rFonts w:ascii="Arial" w:eastAsia="Times New Roman" w:hAnsi="Arial" w:cs="Arial"/>
+        </w:rPr>
+      </w:pPr>
+    </w:p>
+    <w:p>
+      <w:pPr>
+        <w:spacing w:after="197" w:line="240" w:lineRule="auto"/>
+        <w:rPr>
+          <w:rFonts w:ascii="Arial" w:hAnsi="Arial" w:cs="Arial"/>
+          <w:sz w:val="24"/>
+          <w:szCs w:val="24"/>
+        </w:rPr>
+      </w:pPr>
+    </w:p>
+    <w:p>
+      <w:pPr>
+        <w:spacing w:after="197" w:line="240" w:lineRule="auto"/>
+        <w:rPr>
+          <w:rFonts w:ascii="Arial" w:hAnsi="Arial" w:cs="Arial"/>
+          <w:sz w:val="24"/>
+          <w:szCs w:val="24"/>
+        </w:rPr>
+      </w:pPr>
+    </w:p>
+    <w:p>
+      <w:pPr>
+        <w:spacing w:after="100" w:line="240" w:lineRule="auto"/>
+        <w:rPr>
+          <w:rFonts w:ascii="Arial" w:eastAsia="Times New Roman" w:hAnsi="Arial" w:cs="Arial"/>
+          <w:b/>
+          <w:sz w:val="24"/>
+          <w:szCs w:val="24"/>
+          <w:u w:val="single" w:color="000000"/>
+        </w:rPr>
+      </w:pPr>
+    </w:p>
+    <w:p>
+      <w:pPr>
+        <w:spacing w:after="100" w:line="240" w:lineRule="auto"/>
+        <w:ind w:left="680"/>
+        <w:jc w:val="center"/>
+        <w:rPr>
+          <w:rFonts w:ascii="Arial" w:hAnsi="Arial" w:cs="Arial"/>
+          <w:sz w:val="24"/>
+          <w:szCs w:val="24"/>
+        </w:rPr>
+      </w:pPr>
+      <w:r>
+        <w:rPr>
+          <w:rFonts w:ascii="Arial" w:eastAsia="Times New Roman" w:hAnsi="Arial" w:cs="Arial"/>
+          <w:b/>
+          <w:sz w:val="24"/>
+          <w:szCs w:val="24"/>
+          <w:u w:val="single" w:color="000000"/>
+        </w:rPr>
+        <w:t>VERIFICATION</w:t>
+      </w:r>
+    </w:p>
+    <w:p>
+      <w:pPr>
+        <w:spacing w:after="0" w:line="240" w:lineRule="auto"/>
+        <w:ind w:right="-15" w:hanging="10"/>
+        <w:jc w:val="both"/>
+        <w:rPr>
+          <w:rFonts w:ascii="Arial" w:hAnsi="Arial" w:cs="Arial"/>
+          <w:sz w:val="24"/>
+          <w:szCs w:val="24"/>
+        </w:rPr>
+      </w:pPr>
+      <w:r>
+        <w:rPr>
+          <w:rFonts w:ascii="Arial" w:eastAsia="Times New Roman" w:hAnsi="Arial" w:cs="Arial"/>
+          <w:sz w:val="24"/>
+          <w:szCs w:val="24"/>
+        </w:rPr>
+        <w:t>I hereby solemnly affirm and state that what is stated herein above is true and correct and nothing has been concealed therein and that we I am competent to contract and entitled to rights and benefits of the abovementioned securities of the deceased.</w:t>
+      </w:r>
+    </w:p>
+    <w:p>
+      <w:pPr>
+        <w:spacing w:after="0" w:line="240" w:lineRule="auto"/>
+        <w:ind w:left="679"/>
+        <w:rPr>
+          <w:rFonts w:ascii="Arial" w:hAnsi="Arial" w:cs="Arial"/>
+          <w:sz w:val="24"/>
+          <w:szCs w:val="24"/>
+        </w:rPr>
+      </w:pPr>
+    </w:p>
+    <w:p>
+      <w:pPr>
+        <w:pStyle w:val="Heading1"/>
+        <w:tabs>
+          <w:tab w:val="center" w:pos="1360"/>
+          <w:tab w:val="center" w:pos="3601"/>
+          <w:tab w:val="center" w:pos="4321"/>
+          <w:tab w:val="center" w:pos="7661"/>
+        </w:tabs>
+        <w:spacing w:after="0" w:line="240" w:lineRule="auto"/>
+        <w:ind w:left="0"/>
+        <w:rPr>
+          <w:rFonts w:ascii="Arial" w:hAnsi="Arial" w:cs="Arial"/>
+          <w:sz w:val="24"/>
+          <w:szCs w:val="24"/>
+          <w:u w:val="none"/>
+        </w:rPr>
+      </w:pPr>
+      <w:r>
+        <w:rPr>
+          <w:rFonts w:ascii="Arial" w:eastAsia="Calibri" w:hAnsi="Arial" w:cs="Arial"/>
+          <w:sz w:val="24"/>
+          <w:szCs w:val="24"/>
+          <w:u w:val="none"/>
+        </w:rPr>
+        <w:tab/>
+      </w:r>
+      <w:r>
+        <w:rPr>
+          <w:rFonts w:ascii="Arial" w:hAnsi="Arial" w:cs="Arial"/>
+          <w:sz w:val="24"/>
+          <w:szCs w:val="24"/>
+          <w:u w:val="none"/>
+        </w:rPr>
+        <w:t xml:space="preserve">Solemnly affirmed at </w:t>
+      </w:r>
+      <w:r>
+        <w:rPr>
+          <w:rFonts w:ascii="Arial" w:hAnsi="Arial" w:cs="Arial"/>
+          <w:sz w:val="24"/>
+          <w:szCs w:val="24"/>
+          <w:u w:val="none"/>
+        </w:rPr>
+        <w:t xml:space="preserve">:_____________                  </w:t>
+      </w:r>
+    </w:p>
+    <w:p>
+      <w:pPr>
+        <w:rPr>
+          <w:lang w:val="en-IN" w:eastAsia="en-IN"/>
+        </w:rPr>
+      </w:pPr>
+    </w:p>
+    <w:p>
+      <w:pPr>
+        <w:pStyle w:val="Heading1"/>
+        <w:tabs>
+          <w:tab w:val="center" w:pos="1360"/>
+          <w:tab w:val="center" w:pos="3601"/>
+          <w:tab w:val="center" w:pos="4321"/>
+          <w:tab w:val="center" w:pos="7661"/>
+        </w:tabs>
+        <w:spacing w:after="0" w:line="240" w:lineRule="auto"/>
+        <w:ind w:left="0"/>
+        <w:rPr>
+          <w:rFonts w:ascii="Arial" w:hAnsi="Arial" w:cs="Arial"/>
+          <w:sz w:val="24"/>
+          <w:szCs w:val="24"/>
+        </w:rPr>
+      </w:pPr>
+      <w:r>
+        <w:rPr>
+          <w:rFonts w:ascii="Arial" w:hAnsi="Arial" w:cs="Arial"/>
+          <w:sz w:val="24"/>
+          <w:szCs w:val="24"/>
+          <w:u w:val="none"/>
+        </w:rPr>
+        <w:tab/>
+      </w:r>
+      <w:r>
+        <w:rPr>
+          <w:rFonts w:ascii="Arial" w:hAnsi="Arial" w:cs="Arial"/>
+          <w:sz w:val="24"/>
+          <w:szCs w:val="24"/>
+          <w:u w:val="none"/>
+        </w:rPr>
+        <w:tab/>
+      </w:r>
+      <w:r>
+        <w:rPr>
+          <w:rFonts w:ascii="Arial" w:hAnsi="Arial" w:cs="Arial"/>
+          <w:sz w:val="24"/>
+          <w:szCs w:val="24"/>
+          <w:u w:val="none"/>
+        </w:rPr>
+        <w:tab/>
+      </w:r>
+      <w:r>
+        <w:rPr>
+          <w:rFonts w:ascii="Arial" w:hAnsi="Arial" w:cs="Arial"/>
+          <w:sz w:val="24"/>
+          <w:szCs w:val="24"/>
+          <w:u w:val="none"/>
+        </w:rPr>
+        <w:tab/>
+      </w:r>
+      <w:r>
+        <w:rPr>
+          <w:rFonts w:ascii="Arial" w:hAnsi="Arial" w:cs="Arial"/>
+          <w:sz w:val="24"/>
+          <w:szCs w:val="24"/>
+          <w:u w:val="none"/>
+        </w:rPr>
+        <w:t xml:space="preserve">             </w:t>
+      </w:r>
+      <w:r>
+        <w:rPr>
+          <w:rFonts w:ascii="Arial" w:eastAsia="Freestyle Script" w:hAnsi="Arial" w:cs="Arial"/>
+          <w:color w:val="D9D9D9"/>
+          <w:sz w:val="24"/>
+          <w:szCs w:val="24"/>
+        </w:rPr>
+        <w:t>X</w:t>
+      </w:r>
+      <w:r>
+        <w:rPr>
+          <w:rFonts w:ascii="Arial" w:eastAsia="Freestyle Script" w:hAnsi="Arial" w:cs="Arial"/>
+          <w:color w:val="D9D9D9"/>
+          <w:sz w:val="24"/>
+          <w:szCs w:val="24"/>
+          <w:vertAlign w:val="subscript"/>
+        </w:rPr>
+        <w:t>____________________________</w:t>
+      </w:r>
+    </w:p>
+    <w:p>
+      <w:pPr>
+        <w:pStyle w:val="Heading1"/>
+        <w:tabs>
+          <w:tab w:val="center" w:pos="1360"/>
+          <w:tab w:val="center" w:pos="3601"/>
+          <w:tab w:val="center" w:pos="4321"/>
+          <w:tab w:val="center" w:pos="7661"/>
+        </w:tabs>
+        <w:spacing w:after="0" w:line="240" w:lineRule="auto"/>
+        <w:ind w:left="0"/>
+        <w:rPr>
+          <w:rFonts w:ascii="Arial" w:hAnsi="Arial" w:cs="Arial"/>
+          <w:sz w:val="24"/>
+          <w:szCs w:val="24"/>
+          <w:u w:val="none"/>
+        </w:rPr>
+      </w:pPr>
+    </w:p>
+    <w:p>
+      <w:pPr>
+        <w:pStyle w:val="Heading1"/>
+        <w:tabs>
+          <w:tab w:val="center" w:pos="1360"/>
+          <w:tab w:val="center" w:pos="3601"/>
+          <w:tab w:val="center" w:pos="4321"/>
+          <w:tab w:val="center" w:pos="7661"/>
+        </w:tabs>
+        <w:spacing w:after="0" w:line="240" w:lineRule="auto"/>
+        <w:ind w:left="0"/>
+        <w:rPr>
+          <w:rFonts w:ascii="Arial" w:hAnsi="Arial" w:cs="Arial"/>
+          <w:sz w:val="24"/>
+          <w:szCs w:val="24"/>
+          <w:u w:val="none"/>
+        </w:rPr>
+      </w:pPr>
+      <w:r>
+        <w:rPr>
+          <w:rFonts w:ascii="Arial" w:hAnsi="Arial" w:cs="Arial"/>
+          <w:sz w:val="24"/>
+          <w:szCs w:val="24"/>
+          <w:u w:val="none"/>
+        </w:rPr>
+        <w:t xml:space="preserve"> </w:t>
+      </w:r>
+      <w:r>
+        <w:rPr>
+          <w:rFonts w:ascii="Arial" w:hAnsi="Arial" w:cs="Arial"/>
+          <w:sz w:val="24"/>
+          <w:szCs w:val="24"/>
+          <w:u w:val="none"/>
+        </w:rPr>
+        <w:t xml:space="preserve">            </w:t>
+      </w:r>
+      <w:r>
+        <w:rPr>
+          <w:rFonts w:ascii="Arial" w:hAnsi="Arial" w:cs="Arial"/>
+          <w:sz w:val="24"/>
+          <w:szCs w:val="24"/>
+          <w:u w:val="none"/>
+        </w:rPr>
+        <w:tab/>
+        <w:t xml:space="preserve">  </w:t>
+      </w:r>
+      <w:r>
+        <w:rPr>
+          <w:rFonts w:ascii="Arial" w:hAnsi="Arial" w:cs="Arial"/>
+          <w:sz w:val="24"/>
+          <w:szCs w:val="24"/>
+          <w:u w:val="none"/>
+        </w:rPr>
+        <w:t xml:space="preserve">      </w:t>
+      </w:r>
+      <w:r>
+        <w:rPr>
+          <w:rFonts w:ascii="Arial" w:hAnsi="Arial" w:cs="Arial"/>
+          <w:sz w:val="24"/>
+          <w:szCs w:val="24"/>
+          <w:u w:val="none"/>
+        </w:rPr>
+        <w:t xml:space="preserve">                                                                              </w:t>
+      </w:r>
+      <w:r>
+        <w:rPr>
+          <w:rFonts w:ascii="Arial" w:hAnsi="Arial" w:cs="Arial"/>
+          <w:sz w:val="24"/>
+          <w:szCs w:val="24"/>
+          <w:u w:val="none"/>
+        </w:rPr>
+        <w:t xml:space="preserve"> </w:t>
+      </w:r>
+      <w:r>
+        <w:rPr>
+          <w:rFonts w:ascii="Arial" w:hAnsi="Arial" w:cs="Arial"/>
+          <w:sz w:val="24"/>
+          <w:szCs w:val="24"/>
+          <w:u w:val="none"/>
+        </w:rPr>
+        <w:t>Signature of the Deponent</w:t>
+      </w:r>
+    </w:p>
+    <w:p>
+      <w:pPr>
+        <w:tabs>
+          <w:tab w:val="left" w:pos="5910"/>
+        </w:tabs>
+        <w:spacing w:after="0" w:line="240" w:lineRule="auto"/>
+        <w:ind w:left="566"/>
+        <w:rPr>
+          <w:rFonts w:ascii="Arial" w:hAnsi="Arial" w:cs="Arial"/>
+          <w:sz w:val="24"/>
+          <w:szCs w:val="24"/>
+        </w:rPr>
+      </w:pPr>
+      <w:r>
+        <w:rPr>
+          <w:rFonts w:ascii="Arial" w:hAnsi="Arial" w:cs="Arial"/>
+          <w:sz w:val="24"/>
+          <w:szCs w:val="24"/>
+        </w:rPr>
+        <w:tab/>
+      </w:r>
+    </w:p>
+    <w:p>
+      <w:pPr>
+        <w:spacing w:after="15" w:line="240" w:lineRule="auto"/>
+        <w:rPr>
+          <w:rFonts w:ascii="Arial" w:eastAsia="Times New Roman" w:hAnsi="Arial" w:cs="Arial"/>
+          <w:b/>
+          <w:sz w:val="24"/>
+          <w:szCs w:val="24"/>
+        </w:rPr>
+      </w:pPr>
+      <w:r>
+        <w:rPr>
+          <w:rFonts w:ascii="Arial" w:eastAsia="Times New Roman" w:hAnsi="Arial" w:cs="Arial"/>
+          <w:b/>
+          <w:sz w:val="24"/>
+          <w:szCs w:val="24"/>
+        </w:rPr>
+        <w:t>------------------------</w:t>
+      </w:r>
+      <w:bookmarkStart w:id="1" w:name="_Hlk169258738"/>
+      <w:r>
+        <w:rPr>
+          <w:rFonts w:ascii="Arial" w:eastAsia="Times New Roman" w:hAnsi="Arial" w:cs="Arial"/>
+          <w:b/>
+          <w:sz w:val="24"/>
+          <w:szCs w:val="24"/>
+        </w:rPr>
+        <w:t>-------</w:t>
+      </w:r>
+      <w:bookmarkEnd w:id="1"/>
+      <w:r>
+        <w:rPr>
+          <w:rFonts w:ascii="Arial" w:eastAsia="Times New Roman" w:hAnsi="Arial" w:cs="Arial"/>
+          <w:b/>
+          <w:sz w:val="24"/>
+          <w:szCs w:val="24"/>
+        </w:rPr>
+        <w:t>------</w:t>
+      </w:r>
+      <w:r>
+        <w:rPr>
+          <w:rFonts w:ascii="Arial" w:eastAsia="Times New Roman" w:hAnsi="Arial" w:cs="Arial"/>
+          <w:b/>
+          <w:sz w:val="24"/>
+          <w:szCs w:val="24"/>
+        </w:rPr>
+        <w:t>------</w:t>
+      </w:r>
+      <w:r>
+        <w:rPr>
+          <w:rFonts w:ascii="Arial" w:eastAsia="Times New Roman" w:hAnsi="Arial" w:cs="Arial"/>
+          <w:b/>
+          <w:sz w:val="24"/>
+          <w:szCs w:val="24"/>
+        </w:rPr>
+        <w:t>---------------------------------------------------------------------------</w:t>
+      </w:r>
+    </w:p>
+    <w:p>
+      <w:pPr>
+        <w:spacing w:after="15" w:line="240" w:lineRule="auto"/>
+        <w:ind w:left="522"/>
+        <w:jc w:val="center"/>
+        <w:rPr>
+          <w:rFonts w:ascii="Arial" w:hAnsi="Arial" w:cs="Arial"/>
+          <w:sz w:val="24"/>
+          <w:szCs w:val="24"/>
+        </w:rPr>
+      </w:pPr>
+      <w:r>
+        <w:rPr>
+          <w:rFonts w:ascii="Arial" w:eastAsia="Times New Roman" w:hAnsi="Arial" w:cs="Arial"/>
+          <w:b/>
+          <w:sz w:val="24"/>
+          <w:szCs w:val="24"/>
+        </w:rPr>
+        <w:t xml:space="preserve">Signed before me </w:t>
+      </w:r>
+    </w:p>
+    <w:p>
+      <w:pPr>
+        <w:spacing w:after="12" w:line="240" w:lineRule="auto"/>
+        <w:ind w:left="679"/>
+        <w:rPr>
+          <w:rFonts w:ascii="Arial" w:hAnsi="Arial" w:cs="Arial"/>
+          <w:sz w:val="24"/>
+          <w:szCs w:val="24"/>
+        </w:rPr>
+      </w:pPr>
+    </w:p>
+    <w:p>
+      <w:pPr>
+        <w:spacing w:after="53" w:line="240" w:lineRule="auto"/>
+        <w:rPr>
+          <w:rFonts w:ascii="Arial" w:hAnsi="Arial" w:cs="Arial"/>
+          <w:sz w:val="24"/>
+          <w:szCs w:val="24"/>
+        </w:rPr>
+      </w:pPr>
+      <w:r>
+        <w:rPr>
+          <w:rFonts w:ascii="Arial" w:eastAsia="Times New Roman" w:hAnsi="Arial" w:cs="Arial"/>
+          <w:sz w:val="24"/>
+          <w:szCs w:val="24"/>
+        </w:rPr>
+        <w:t xml:space="preserve">Place:   </w:t>
+      </w:r>
+      <w:r>
+        <w:rPr>
+          <w:rFonts w:ascii="Arial" w:eastAsia="Times New Roman" w:hAnsi="Arial" w:cs="Arial"/>
+          <w:color w:val="D1D2D4"/>
+          <w:sz w:val="24"/>
+          <w:szCs w:val="24"/>
+        </w:rPr>
+        <w:t xml:space="preserve">________________________   </w:t>
+      </w:r>
+    </w:p>
+    <w:p>
+      <w:pPr>
+        <w:spacing w:after="138" w:line="240" w:lineRule="auto"/>
+        <w:rPr>
+          <w:rFonts w:ascii="Arial" w:eastAsia="Times New Roman" w:hAnsi="Arial" w:cs="Arial"/>
+          <w:color w:val="D1D2D4"/>
+          <w:sz w:val="24"/>
+          <w:szCs w:val="24"/>
+        </w:rPr>
+      </w:pPr>
+      <w:proofErr w:type="gramStart"/>
+      <w:r>
+        <w:rPr>
+          <w:rFonts w:ascii="Arial" w:eastAsia="Times New Roman" w:hAnsi="Arial" w:cs="Arial"/>
+          <w:sz w:val="24"/>
+          <w:szCs w:val="24"/>
+        </w:rPr>
+        <w:t>Date :</w:t>
+      </w:r>
+      <w:proofErr w:type="gramEnd"/>
+      <w:r>
+        <w:rPr>
+          <w:rFonts w:ascii="Arial" w:eastAsia="Times New Roman" w:hAnsi="Arial" w:cs="Arial"/>
+          <w:color w:val="D1D2D4"/>
+          <w:sz w:val="24"/>
+          <w:szCs w:val="24"/>
+        </w:rPr>
+        <w:t xml:space="preserve">__________________________  </w:t>
+      </w:r>
+    </w:p>
+    <w:p>
+      <w:pPr>
+        <w:spacing w:after="138" w:line="240" w:lineRule="auto"/>
+        <w:rPr>
+          <w:rFonts w:ascii="Arial" w:hAnsi="Arial" w:cs="Arial"/>
+          <w:sz w:val="24"/>
+          <w:szCs w:val="24"/>
+        </w:rPr>
+      </w:pPr>
+    </w:p>
+    <w:p>
+      <w:pPr>
+        <w:spacing w:after="0" w:line="240" w:lineRule="auto"/>
+        <w:ind w:right="10"/>
+        <w:jc w:val="right"/>
+        <w:rPr>
+          <w:rFonts w:ascii="Arial" w:eastAsia="Freestyle Script" w:hAnsi="Arial" w:cs="Arial"/>
+          <w:color w:val="D9D9D9"/>
+          <w:sz w:val="24"/>
+          <w:szCs w:val="24"/>
+        </w:rPr>
+      </w:pPr>
+    </w:p>
+    <w:p>
+      <w:pPr>
+        <w:spacing w:after="0" w:line="240" w:lineRule="auto"/>
+        <w:ind w:right="10"/>
+        <w:jc w:val="right"/>
+        <w:rPr>
+          <w:rFonts w:ascii="Arial" w:hAnsi="Arial" w:cs="Arial"/>
+          <w:sz w:val="24"/>
+          <w:szCs w:val="24"/>
+        </w:rPr>
+      </w:pPr>
+      <w:r>
+        <w:rPr>
+          <w:rFonts w:ascii="Arial" w:eastAsia="Freestyle Script" w:hAnsi="Arial" w:cs="Arial"/>
+          <w:color w:val="D9D9D9"/>
+          <w:sz w:val="24"/>
+          <w:szCs w:val="24"/>
+        </w:rPr>
+        <w:t>X</w:t>
+      </w:r>
+      <w:r>
+        <w:rPr>
+          <w:rFonts w:ascii="Arial" w:eastAsia="Courier New" w:hAnsi="Arial" w:cs="Arial"/>
+          <w:color w:val="A6A6A6"/>
+          <w:sz w:val="24"/>
+          <w:szCs w:val="24"/>
+        </w:rPr>
+        <w:t xml:space="preserve"> -------------------------------------------------- </w:t>
+      </w:r>
+    </w:p>
+    <w:p>
+      <w:pPr>
+        <w:spacing w:after="144" w:line="240" w:lineRule="auto"/>
+        <w:ind w:right="-23"/>
+        <w:jc w:val="right"/>
+        <w:rPr>
+          <w:rFonts w:ascii="Arial" w:hAnsi="Arial" w:cs="Arial"/>
+          <w:sz w:val="24"/>
+          <w:szCs w:val="24"/>
+        </w:rPr>
+      </w:pPr>
+      <w:r>
+        <w:rPr>
+          <w:rFonts w:ascii="Arial" w:eastAsia="Times New Roman" w:hAnsi="Arial" w:cs="Arial"/>
+          <w:color w:val="A6A6A6"/>
+          <w:sz w:val="24"/>
+          <w:szCs w:val="24"/>
+        </w:rPr>
+        <w:t>Signature of Notary with Official Seal of Notary</w:t>
+      </w:r>
+      <w:r>
+        <w:rPr>
+          <w:rFonts w:ascii="Arial" w:eastAsia="Times New Roman" w:hAnsi="Arial" w:cs="Arial"/>
+          <w:color w:val="A6A6A6"/>
+          <w:sz w:val="24"/>
+          <w:szCs w:val="24"/>
+        </w:rPr>
+        <w:t xml:space="preserve"> </w:t>
+      </w:r>
+      <w:r>
+        <w:rPr>
+          <w:rFonts w:ascii="Arial" w:eastAsia="Times New Roman" w:hAnsi="Arial" w:cs="Arial"/>
+          <w:color w:val="A6A6A6"/>
+          <w:sz w:val="24"/>
+          <w:szCs w:val="24"/>
+        </w:rPr>
+        <w:t>&amp;</w:t>
+      </w:r>
+      <w:proofErr w:type="spellStart"/>
+      <w:r>
+        <w:rPr>
+          <w:rFonts w:ascii="Arial" w:eastAsia="Times New Roman" w:hAnsi="Arial" w:cs="Arial"/>
+          <w:color w:val="A6A6A6"/>
+          <w:sz w:val="24"/>
+          <w:szCs w:val="24"/>
+        </w:rPr>
+        <w:t>Regn</w:t>
+      </w:r>
+      <w:proofErr w:type="spellEnd"/>
+      <w:r>
+        <w:rPr>
+          <w:rFonts w:ascii="Arial" w:eastAsia="Times New Roman" w:hAnsi="Arial" w:cs="Arial"/>
+          <w:color w:val="A6A6A6"/>
+          <w:sz w:val="24"/>
+          <w:szCs w:val="24"/>
+        </w:rPr>
+        <w:t>. No.</w:t>
+      </w:r>
+    </w:p>
+    <w:p>
+      <w:pPr>
+        <w:pStyle w:val="ListParagraph"/>
+        <w:autoSpaceDE w:val="0"/>
+        <w:autoSpaceDN w:val="0"/>
+        <w:adjustRightInd w:val="0"/>
+        <w:spacing w:after="0" w:line="240" w:lineRule="auto"/>
+        <w:ind w:left="0" w:right="-330"/>
+        <w:jc w:val="both"/>
+        <w:rPr>
+          <w:rFonts w:ascii="Arial" w:hAnsi="Arial" w:cs="Arial"/>
+          <w:b/>
+          <w:bCs/>
+          <w:sz w:val="24"/>
+          <w:szCs w:val="24"/>
+        </w:rPr>
+      </w:pPr>
+    </w:p>
+    <w:p>
+      <w:pPr>
+        <w:pStyle w:val="ListParagraph"/>
+        <w:autoSpaceDE w:val="0"/>
+        <w:autoSpaceDN w:val="0"/>
+        <w:adjustRightInd w:val="0"/>
+        <w:spacing w:after="0" w:line="240" w:lineRule="auto"/>
+        <w:ind w:left="0" w:right="-330"/>
+        <w:jc w:val="both"/>
+        <w:rPr>
+          <w:rFonts w:ascii="Arial" w:hAnsi="Arial" w:cs="Arial"/>
+          <w:b/>
+          <w:bCs/>
+          <w:sz w:val="24"/>
+          <w:szCs w:val="24"/>
+        </w:rPr>
+      </w:pPr>
+    </w:p>
+    <w:p>
+      <w:pPr>
+        <w:pStyle w:val="ListParagraph"/>
+        <w:autoSpaceDE w:val="0"/>
+        <w:autoSpaceDN w:val="0"/>
+        <w:adjustRightInd w:val="0"/>
+        <w:spacing w:after="0" w:line="240" w:lineRule="auto"/>
+        <w:ind w:left="0" w:right="-330"/>
+        <w:jc w:val="both"/>
+        <w:rPr>
+          <w:rFonts w:ascii="Arial" w:hAnsi="Arial" w:cs="Arial"/>
+          <w:b/>
+          <w:bCs/>
+          <w:sz w:val="24"/>
+          <w:szCs w:val="24"/>
+        </w:rPr>
+      </w:pPr>
+    </w:p>
+    <w:p>
+      <w:pPr>
+        <w:pStyle w:val="ListParagraph"/>
+        <w:autoSpaceDE w:val="0"/>
+        <w:autoSpaceDN w:val="0"/>
+        <w:adjustRightInd w:val="0"/>
+        <w:spacing w:after="0" w:line="240" w:lineRule="auto"/>
+        <w:ind w:left="0" w:right="-330"/>
+        <w:jc w:val="both"/>
+        <w:rPr>
+          <w:rFonts w:ascii="Arial" w:hAnsi="Arial" w:cs="Arial"/>
+          <w:b/>
+          <w:bCs/>
+          <w:sz w:val="24"/>
+          <w:szCs w:val="24"/>
+        </w:rPr>
+      </w:pPr>
+    </w:p>
+    <w:p>
+      <w:pPr>
+        <w:pStyle w:val="ListParagraph"/>
+        <w:autoSpaceDE w:val="0"/>
+        <w:autoSpaceDN w:val="0"/>
+        <w:adjustRightInd w:val="0"/>
+        <w:spacing w:after="0" w:line="240" w:lineRule="auto"/>
+        <w:ind w:left="0" w:right="-330"/>
+        <w:jc w:val="both"/>
+        <w:rPr>
+          <w:rFonts w:ascii="Arial" w:hAnsi="Arial" w:cs="Arial"/>
+          <w:b/>
+          <w:bCs/>
+          <w:sz w:val="24"/>
+          <w:szCs w:val="24"/>
+        </w:rPr>
+      </w:pPr>
+    </w:p>
+    <w:p/>
+    <w:sectPr>
+      <w:footerReference w:type="default" r:id="rId8"/>
+      <w:pgSz w:w="12240" w:h="20160" w:code="5"/>
+      <w:pgMar w:top="426" w:right="1325" w:bottom="993" w:left="1440" w:header="720" w:footer="720" w:gutter="0"/>
+      <w:cols w:space="720"/>
+      <w:docGrid w:linePitch="360"/>
+    </w:sectPr>
+  </w:body>
+</w:document>
 </file>
 
 <file path=word/endnotes.xml><?xml version="1.0" encoding="utf-8"?>
@@ -3424,7 +7377,7 @@
 </file>
 
 <file path=customXml/itemProps1.xml><?xml version="1.0" encoding="utf-8"?>
-<ds:datastoreItem xmlns:ds="http://schemas.openxmlformats.org/officeDocument/2006/customXml" ds:itemID="{A45553CE-930D-49A1-8EC3-3EF94047DEDC}">
+<ds:datastoreItem xmlns:ds="http://schemas.openxmlformats.org/officeDocument/2006/customXml" ds:itemID="{F88E7A70-BB45-4400-A5E1-4D19CEFB3122}">
   <ds:schemaRefs>
     <ds:schemaRef ds:uri="http://schemas.openxmlformats.org/officeDocument/2006/bibliography"/>
   </ds:schemaRefs>
